--- a/Signals/html_Lectures/notes/Lecture 12 Notes.docx
+++ b/Signals/html_Lectures/notes/Lecture 12 Notes.docx
@@ -270,25 +270,97 @@
           <w:sz w:val="22"/>
           <w:szCs w:val="22"/>
         </w:rPr>
-        <w:t xml:space="preserve">Same matrix, new names: c = (1/N)Vᴴs becomes S = Vᴴs (the spectrum, no 1/N); c_k = S[k]/N; s = Vc becomes s = (1/N)VS; ‖s‖² = N‖c‖² becomes ‖s‖² = (1/N)‖S‖².</w:t>
-      </w:r>
-    </w:p>
-    <w:p>
-      <w:pPr>
-        <w:pStyle w:val="ListParagraph"/>
-        <w:numPr>
-          <w:ilvl w:val="0"/>
-          <w:numId w:val="2"/>
-        </w:numPr>
-        <w:spacing w:after="80"/>
-      </w:pPr>
-      <w:r>
-        <w:rPr>
-          <w:rFonts w:ascii="Calibri" w:cs="Calibri" w:eastAsia="Calibri" w:hAnsi="Calibri"/>
-          <w:sz w:val="22"/>
-          <w:szCs w:val="22"/>
-        </w:rPr>
-        <w:t xml:space="preserve">Check with the Lecture 11 signal s = (−3,1,1,9), N = 4: S = 4c = (8, −4+8j, −12, −4−8j). (1/4)‖S‖² = (64 + 80 + 144 + 80)/4 = 368/4 = 92 = ‖s‖².</w:t>
+        <w:t xml:space="preserve">Same matrix, new names. Lecture 11: c = (1/N)Vᴴs, s = Vc, ‖s‖² = N‖c‖². Lecture 12: S = Vᴴs (the spectrum, no 1/N), so c_k = S[k]/N. About 3 minutes.</w:t>
+      </w:r>
+    </w:p>
+    <w:p>
+      <w:pPr>
+        <w:pStyle w:val="ListParagraph"/>
+        <w:numPr>
+          <w:ilvl w:val="0"/>
+          <w:numId w:val="2"/>
+        </w:numPr>
+        <w:spacing w:after="80"/>
+      </w:pPr>
+      <w:r>
+        <w:rPr>
+          <w:rFonts w:ascii="Calibri" w:cs="Calibri" w:eastAsia="Calibri" w:hAnsi="Calibri"/>
+          <w:sz w:val="22"/>
+          <w:szCs w:val="22"/>
+        </w:rPr>
+        <w:t xml:space="preserve">Step 1 — analysis: c = (1/N)Vᴴs = (1/N)S, hence S = Nc and S = Vᴴs. S[k] (square brackets) is entry k of S, counted from k = 0.</w:t>
+      </w:r>
+    </w:p>
+    <w:p>
+      <w:pPr>
+        <w:pStyle w:val="ListParagraph"/>
+        <w:numPr>
+          <w:ilvl w:val="0"/>
+          <w:numId w:val="2"/>
+        </w:numPr>
+        <w:spacing w:after="80"/>
+      </w:pPr>
+      <w:r>
+        <w:rPr>
+          <w:rFonts w:ascii="Calibri" w:cs="Calibri" w:eastAsia="Calibri" w:hAnsi="Calibri"/>
+          <w:sz w:val="22"/>
+          <w:szCs w:val="22"/>
+        </w:rPr>
+        <w:t xml:space="preserve">Step 2 — synthesis: s = Vc = V(S/N) = (1/N)VS.</w:t>
+      </w:r>
+    </w:p>
+    <w:p>
+      <w:pPr>
+        <w:pStyle w:val="ListParagraph"/>
+        <w:numPr>
+          <w:ilvl w:val="0"/>
+          <w:numId w:val="2"/>
+        </w:numPr>
+        <w:spacing w:after="80"/>
+      </w:pPr>
+      <w:r>
+        <w:rPr>
+          <w:rFonts w:ascii="Calibri" w:cs="Calibri" w:eastAsia="Calibri" w:hAnsi="Calibri"/>
+          <w:sz w:val="22"/>
+          <w:szCs w:val="22"/>
+        </w:rPr>
+        <w:t xml:space="preserve">Step 3 — energy: ‖s‖² = N‖c‖² = N·‖S/N‖² = N·‖S‖²/N² = (1/N)‖S‖².</w:t>
+      </w:r>
+    </w:p>
+    <w:p>
+      <w:pPr>
+        <w:pStyle w:val="ListParagraph"/>
+        <w:numPr>
+          <w:ilvl w:val="0"/>
+          <w:numId w:val="2"/>
+        </w:numPr>
+        <w:spacing w:after="80"/>
+      </w:pPr>
+      <w:r>
+        <w:rPr>
+          <w:rFonts w:ascii="Calibri" w:cs="Calibri" w:eastAsia="Calibri" w:hAnsi="Calibri"/>
+          <w:sz w:val="22"/>
+          <w:szCs w:val="22"/>
+        </w:rPr>
+        <w:t xml:space="preserve">Step 4 — numeric check with the Lecture 11 signal s = (−3,1,1,9), N = 4, c = (2, −1+2j, −3, −1−2j): S = 4c = (8, −4+8j, −12, −4−8j).</w:t>
+      </w:r>
+    </w:p>
+    <w:p>
+      <w:pPr>
+        <w:pStyle w:val="ListParagraph"/>
+        <w:numPr>
+          <w:ilvl w:val="0"/>
+          <w:numId w:val="2"/>
+        </w:numPr>
+        <w:spacing w:after="80"/>
+      </w:pPr>
+      <w:r>
+        <w:rPr>
+          <w:rFonts w:ascii="Calibri" w:cs="Calibri" w:eastAsia="Calibri" w:hAnsi="Calibri"/>
+          <w:sz w:val="22"/>
+          <w:szCs w:val="22"/>
+        </w:rPr>
+        <w:t xml:space="preserve">Step 5 — squared moduli: |8|² = 64; |−4+8j|² = 16 + 64 = 80; |−12|² = 144; |−4−8j|² = 16 + 64 = 80. ‖S‖² = 64 + 80 + 144 + 80 = 368, and (1/4)(368) = 92 = ‖s‖² = 9 + 1 + 1 + 81 ✓.</w:t>
       </w:r>
     </w:p>
     <w:p>
@@ -336,71 +408,115 @@
           <w:sz w:val="22"/>
           <w:szCs w:val="22"/>
         </w:rPr>
-        <w:t xml:space="preserve">The figure is the actual output of the Lecture 12 Jupyter notebook: N = 200, s[n] = 4.7cos(0.12πn − 1.3) + 3.8cos(0.19πn + 0.8) + 5.1cos(0.23πn + 2.4) + 2.0·η[n], with η[n] standard-normal noise (seed 42). About 2 minutes.</w:t>
-      </w:r>
-    </w:p>
-    <w:p>
-      <w:pPr>
-        <w:pStyle w:val="ListParagraph"/>
-        <w:numPr>
-          <w:ilvl w:val="0"/>
-          <w:numId w:val="2"/>
-        </w:numPr>
-        <w:spacing w:after="80"/>
-      </w:pPr>
-      <w:r>
-        <w:rPr>
-          <w:rFonts w:ascii="Calibri" w:cs="Calibri" w:eastAsia="Calibri" w:hAnsi="Calibri"/>
-          <w:sz w:val="22"/>
-          <w:szCs w:val="22"/>
-        </w:rPr>
-        <w:t xml:space="preserve">Top panel: the time signal looks like a smear. Bottom panel: |S[k]| has three sharp peaks. The x-axis is k/N = Ω/2π, so the peaks sit at 0.06, 0.095, 0.115, which is k = ΩN/2π = 12, 19, 23. These are integers, so the three frequencies are exact Fourier frequencies (no leakage).</w:t>
-      </w:r>
-    </w:p>
-    <w:p>
-      <w:pPr>
-        <w:pStyle w:val="ListParagraph"/>
-        <w:numPr>
-          <w:ilvl w:val="0"/>
-          <w:numId w:val="2"/>
-        </w:numPr>
-        <w:spacing w:after="80"/>
-      </w:pPr>
-      <w:r>
-        <w:rPr>
-          <w:rFonts w:ascii="Calibri" w:cs="Calibri" w:eastAsia="Calibri" w:hAnsi="Calibri"/>
-          <w:sz w:val="22"/>
-          <w:szCs w:val="22"/>
-        </w:rPr>
-        <w:t xml:space="preserve">Peak height: a real cosine of amplitude A contributes A·N/2 to |S[k]| (the other A·N/2 sits at the mirror bin N − k). Here that is 4.7·100 = 470, 3.8·100 = 380, 5.1·100 = 510; the plot shows slightly different heights because the noise adds to each bin.</w:t>
-      </w:r>
-    </w:p>
-    <w:p>
-      <w:pPr>
-        <w:pBdr>
-          <w:left w:val="single" w:color="7A1A1A" w:sz="18" w:space="8"/>
-        </w:pBdr>
-        <w:spacing w:after="140" w:before="100"/>
-        <w:ind w:left="360"/>
-      </w:pPr>
-      <w:r>
-        <w:rPr>
-          <w:rFonts w:ascii="Calibri" w:cs="Calibri" w:eastAsia="Calibri" w:hAnsi="Calibri"/>
-          <w:b/>
-          <w:bCs/>
-          <w:color w:val="7A1A1A"/>
-          <w:sz w:val="22"/>
-          <w:szCs w:val="22"/>
-        </w:rPr>
-        <w:t xml:space="preserve">Why it matters: </w:t>
-      </w:r>
-      <w:r>
-        <w:rPr>
-          <w:rFonts w:ascii="Calibri" w:cs="Calibri" w:eastAsia="Calibri" w:hAnsi="Calibri"/>
-          <w:sz w:val="22"/>
-          <w:szCs w:val="22"/>
-        </w:rPr>
-        <w:t xml:space="preserve">This is the engineering payoff stated plainly. Students do not yet know how S was computed; this slide is the promise the rest of the unit (especially L17’s peak detection) redeems.</w:t>
+        <w:t xml:space="preserve">Motivation: a noisy signal in which the eye sees nothing, and the DFT sees three sinusoids. The figure is the output of the Lecture 12 notebook. About 2 minutes.</w:t>
+      </w:r>
+    </w:p>
+    <w:p>
+      <w:pPr>
+        <w:pStyle w:val="ListParagraph"/>
+        <w:numPr>
+          <w:ilvl w:val="0"/>
+          <w:numId w:val="2"/>
+        </w:numPr>
+        <w:spacing w:after="80"/>
+      </w:pPr>
+      <w:r>
+        <w:rPr>
+          <w:rFonts w:ascii="Calibri" w:cs="Calibri" w:eastAsia="Calibri" w:hAnsi="Calibri"/>
+          <w:sz w:val="22"/>
+          <w:szCs w:val="22"/>
+        </w:rPr>
+        <w:t xml:space="preserve">Signal (N = 200): s[n] = 4.7cos(0.12πn − 1.3) + 3.8cos(0.19πn + 0.8) + 5.1cos(0.23πn + 2.4) + 2.0η[n]; η[n] is standard-normal noise (seed 42). Each cosine A cos(Ωn + φ) has amplitude A, frequency Ω (rad/sample), phase φ.</w:t>
+      </w:r>
+    </w:p>
+    <w:p>
+      <w:pPr>
+        <w:pStyle w:val="ListParagraph"/>
+        <w:numPr>
+          <w:ilvl w:val="0"/>
+          <w:numId w:val="2"/>
+        </w:numPr>
+        <w:spacing w:after="80"/>
+      </w:pPr>
+      <w:r>
+        <w:rPr>
+          <w:rFonts w:ascii="Calibri" w:cs="Calibri" w:eastAsia="Calibri" w:hAnsi="Calibri"/>
+          <w:sz w:val="22"/>
+          <w:szCs w:val="22"/>
+        </w:rPr>
+        <w:t xml:space="preserve">Step 1 — where are the peaks? Bin k sits at Ω_k = 2πk/N, so k = ΩN/(2π). For Ω = 0.12π: k = 0.12π·200/(2π) = 0.12·100 = 12. Ω = 0.19π: k = 19. Ω = 0.23π: k = 23. All integers, so each frequency is exactly a Fourier frequency (no leakage).</w:t>
+      </w:r>
+    </w:p>
+    <w:p>
+      <w:pPr>
+        <w:pStyle w:val="ListParagraph"/>
+        <w:numPr>
+          <w:ilvl w:val="0"/>
+          <w:numId w:val="2"/>
+        </w:numPr>
+        <w:spacing w:after="80"/>
+      </w:pPr>
+      <w:r>
+        <w:rPr>
+          <w:rFonts w:ascii="Calibri" w:cs="Calibri" w:eastAsia="Calibri" w:hAnsi="Calibri"/>
+          <w:sz w:val="22"/>
+          <w:szCs w:val="22"/>
+        </w:rPr>
+        <w:t xml:space="preserve">Step 2 — x-axis of the plot is k/N = Ω/(2π): 12/200 = 0.06, 19/200 = 0.095, 23/200 = 0.115. Only the lower half of the bins (up to 0.5) is drawn.</w:t>
+      </w:r>
+    </w:p>
+    <w:p>
+      <w:pPr>
+        <w:pStyle w:val="ListParagraph"/>
+        <w:numPr>
+          <w:ilvl w:val="0"/>
+          <w:numId w:val="2"/>
+        </w:numPr>
+        <w:spacing w:after="80"/>
+      </w:pPr>
+      <w:r>
+        <w:rPr>
+          <w:rFonts w:ascii="Calibri" w:cs="Calibri" w:eastAsia="Calibri" w:hAnsi="Calibri"/>
+          <w:sz w:val="22"/>
+          <w:szCs w:val="22"/>
+        </w:rPr>
+        <w:t xml:space="preserve">Step 3 — peak height. Euler: A cos(Ω_k n + φ) = (A/2)e^{jφ}e^{jΩ_k n} + (A/2)e^{−jφ}e^{−jΩ_k n}. The first term is the coefficient c_k = (A/2)e^{jφ} of column k, so S[k] = N c_k = (NA/2)e^{jφ} and |S[k]| = NA/2 (slide 20 derives it).</w:t>
+      </w:r>
+    </w:p>
+    <w:p>
+      <w:pPr>
+        <w:pStyle w:val="ListParagraph"/>
+        <w:numPr>
+          <w:ilvl w:val="0"/>
+          <w:numId w:val="2"/>
+        </w:numPr>
+        <w:spacing w:after="80"/>
+      </w:pPr>
+      <w:r>
+        <w:rPr>
+          <w:rFonts w:ascii="Calibri" w:cs="Calibri" w:eastAsia="Calibri" w:hAnsi="Calibri"/>
+          <w:sz w:val="22"/>
+          <w:szCs w:val="22"/>
+        </w:rPr>
+        <w:t xml:space="preserve">Step 4 — numbers with N/2 = 100: 4.7·100 = 470, 3.8·100 = 380, 5.1·100 = 510. The plot shows slightly different heights because noise adds to each bin.</w:t>
+      </w:r>
+    </w:p>
+    <w:p>
+      <w:pPr>
+        <w:pStyle w:val="ListParagraph"/>
+        <w:numPr>
+          <w:ilvl w:val="0"/>
+          <w:numId w:val="2"/>
+        </w:numPr>
+        <w:spacing w:after="80"/>
+      </w:pPr>
+      <w:r>
+        <w:rPr>
+          <w:rFonts w:ascii="Calibri" w:cs="Calibri" w:eastAsia="Calibri" w:hAnsi="Calibri"/>
+          <w:sz w:val="22"/>
+          <w:szCs w:val="22"/>
+        </w:rPr>
+        <w:t xml:space="preserve">Why it matters: This is the engineering payoff. Students do not yet know how S was computed; this slide is the promise that the rest of the unit (especially L17’s peak detection) redeems.</w:t>
       </w:r>
     </w:p>
     <w:p>
@@ -448,61 +564,79 @@
           <w:sz w:val="22"/>
           <w:szCs w:val="22"/>
         </w:rPr>
-        <w:t xml:space="preserve">Define V first: the N×N DFT matrix with V_nk = e^{j(2π/N)kn} (written out on slide 28). Column k is v^(k), a sampled complex sinusoid at Ω_k = 2πk/N. About 3 minutes.</w:t>
-      </w:r>
-    </w:p>
-    <w:p>
-      <w:pPr>
-        <w:pStyle w:val="ListParagraph"/>
-        <w:numPr>
-          <w:ilvl w:val="0"/>
-          <w:numId w:val="2"/>
-        </w:numPr>
-        <w:spacing w:after="80"/>
-      </w:pPr>
-      <w:r>
-        <w:rPr>
-          <w:rFonts w:ascii="Calibri" w:cs="Calibri" w:eastAsia="Calibri" w:hAnsi="Calibri"/>
-          <w:sz w:val="22"/>
-          <w:szCs w:val="22"/>
-        </w:rPr>
-        <w:t xml:space="preserve">Synthesis: s = (1/N) V S — the time signal is a weighted sum of the N columns of V.</w:t>
-      </w:r>
-    </w:p>
-    <w:p>
-      <w:pPr>
-        <w:pStyle w:val="ListParagraph"/>
-        <w:numPr>
-          <w:ilvl w:val="0"/>
-          <w:numId w:val="2"/>
-        </w:numPr>
-        <w:spacing w:after="80"/>
-      </w:pPr>
-      <w:r>
-        <w:rPr>
-          <w:rFonts w:ascii="Calibri" w:cs="Calibri" w:eastAsia="Calibri" w:hAnsi="Calibri"/>
-          <w:sz w:val="22"/>
-          <w:szCs w:val="22"/>
-        </w:rPr>
-        <w:t xml:space="preserve">Analysis: S = Vᴴ s, i.e. S[k] = ⟨v^(k), s⟩ = (v^(k))ᴴ s = Σ_{n=0}^{N−1} s[n] e^{−j2πkn/N}. Stress the convention ⟨a, b⟩ = aᴴb (conjugate the first vector); that conjugate is the minus sign in the exponent.</w:t>
-      </w:r>
-    </w:p>
-    <w:p>
-      <w:pPr>
-        <w:pStyle w:val="ListParagraph"/>
-        <w:numPr>
-          <w:ilvl w:val="0"/>
-          <w:numId w:val="2"/>
-        </w:numPr>
-        <w:spacing w:after="80"/>
-      </w:pPr>
-      <w:r>
-        <w:rPr>
-          <w:rFonts w:ascii="Calibri" w:cs="Calibri" w:eastAsia="Calibri" w:hAnsi="Calibri"/>
-          <w:sz w:val="22"/>
-          <w:szCs w:val="22"/>
-        </w:rPr>
-        <w:t xml:space="preserve">Notation: s is the time-domain vector, S the frequency-domain vector — same letter, case distinguishes domain. Brackets S[k] pick out entry k (indices start at 0).</w:t>
+        <w:t xml:space="preserve">Define everything before writing the pair. V is the N×N DFT matrix, V_nk = e^{j(2π/N)kn} (row n, column k, both from 0). Column k is v⁽ᵏ⁾ = (e^{j(2π/N)k·0}, e^{j(2π/N)k·1}, …, e^{j(2π/N)k(N−1)})ᵀ, a sampled complex sinusoid at Ω_k = 2πk/N rad/sample. About 3 minutes.</w:t>
+      </w:r>
+    </w:p>
+    <w:p>
+      <w:pPr>
+        <w:pStyle w:val="ListParagraph"/>
+        <w:numPr>
+          <w:ilvl w:val="0"/>
+          <w:numId w:val="2"/>
+        </w:numPr>
+        <w:spacing w:after="80"/>
+      </w:pPr>
+      <w:r>
+        <w:rPr>
+          <w:rFonts w:ascii="Calibri" w:cs="Calibri" w:eastAsia="Calibri" w:hAnsi="Calibri"/>
+          <w:sz w:val="22"/>
+          <w:szCs w:val="22"/>
+        </w:rPr>
+        <w:t xml:space="preserve">Synthesis: s = (1/N)VS — the time signal is a weighted sum of the N columns of V (weights S[k]/N).</w:t>
+      </w:r>
+    </w:p>
+    <w:p>
+      <w:pPr>
+        <w:pStyle w:val="ListParagraph"/>
+        <w:numPr>
+          <w:ilvl w:val="0"/>
+          <w:numId w:val="2"/>
+        </w:numPr>
+        <w:spacing w:after="80"/>
+      </w:pPr>
+      <w:r>
+        <w:rPr>
+          <w:rFonts w:ascii="Calibri" w:cs="Calibri" w:eastAsia="Calibri" w:hAnsi="Calibri"/>
+          <w:sz w:val="22"/>
+          <w:szCs w:val="22"/>
+        </w:rPr>
+        <w:t xml:space="preserve">Analysis: S = Vᴴs. Row k of Vᴴ is (v⁽ᵏ⁾)ᴴ, the conjugated column k as a row. So S[k] = ⟨v⁽ᵏ⁾,s⟩ = (v⁽ᵏ⁾)ᴴs = Σ_{n=0}^{N−1} conj(e^{j2πkn/N}) s[n] = Σ_{n=0}^{N−1} s[n] e^{−j2πkn/N}. Stress the convention ⟨a,b⟩ = aᴴb (conjugate the first vector): that conjugate is the minus sign in the exponent.</w:t>
+      </w:r>
+    </w:p>
+    <w:p>
+      <w:pPr>
+        <w:pStyle w:val="ListParagraph"/>
+        <w:numPr>
+          <w:ilvl w:val="0"/>
+          <w:numId w:val="2"/>
+        </w:numPr>
+        <w:spacing w:after="80"/>
+      </w:pPr>
+      <w:r>
+        <w:rPr>
+          <w:rFonts w:ascii="Calibri" w:cs="Calibri" w:eastAsia="Calibri" w:hAnsi="Calibri"/>
+          <w:sz w:val="22"/>
+          <w:szCs w:val="22"/>
+        </w:rPr>
+        <w:t xml:space="preserve">Notation: s is the time-domain vector, S the frequency-domain vector — same letter, case distinguishes domain. S[k] measures how much of v⁽ᵏ⁾ is present in s.</w:t>
+      </w:r>
+    </w:p>
+    <w:p>
+      <w:pPr>
+        <w:pStyle w:val="ListParagraph"/>
+        <w:numPr>
+          <w:ilvl w:val="0"/>
+          <w:numId w:val="2"/>
+        </w:numPr>
+        <w:spacing w:after="80"/>
+      </w:pPr>
+      <w:r>
+        <w:rPr>
+          <w:rFonts w:ascii="Calibri" w:cs="Calibri" w:eastAsia="Calibri" w:hAnsi="Calibri"/>
+          <w:sz w:val="22"/>
+          <w:szCs w:val="22"/>
+        </w:rPr>
+        <w:t xml:space="preserve">Tiny example, N = 2: w = e^{jπ} = −1, V = [[1,1],[1,−1]]. For s = (3,1): S = Vᴴs = (3 + 1, 3 − 1) = (4, 2). Synthesis: (1/2)VS = (1/2)(4 + 2, 4 − 2) = (3, 1) ✓.</w:t>
       </w:r>
     </w:p>
     <w:p>
@@ -568,43 +702,79 @@
           <w:sz w:val="22"/>
           <w:szCs w:val="22"/>
         </w:rPr>
-        <w:t xml:space="preserve">Generated figure: the eight roots of z⁸ = 1, w = e^{j2π/8}, spaced 45°. Column k of V visits w^{kn}, stepping k·45° per sample.</w:t>
-      </w:r>
-    </w:p>
-    <w:p>
-      <w:pPr>
-        <w:pStyle w:val="ListParagraph"/>
-        <w:numPr>
-          <w:ilvl w:val="0"/>
-          <w:numId w:val="2"/>
-        </w:numPr>
-        <w:spacing w:after="80"/>
-      </w:pPr>
-      <w:r>
-        <w:rPr>
-          <w:rFonts w:ascii="Calibri" w:cs="Calibri" w:eastAsia="Calibri" w:hAnsi="Calibri"/>
-          <w:sz w:val="22"/>
-          <w:szCs w:val="22"/>
-        </w:rPr>
-        <w:t xml:space="preserve">Table: Ω_k = 2πk/8 = 0, π/4, π/2, 3π/4, π, 5π/4, 3π/2, 7π/4 rad/sample (0°, 45°, …, 315°). k = 4 (Ω = π) is the fastest, alternating ±1.</w:t>
-      </w:r>
-    </w:p>
-    <w:p>
-      <w:pPr>
-        <w:pStyle w:val="ListParagraph"/>
-        <w:numPr>
-          <w:ilvl w:val="0"/>
-          <w:numId w:val="2"/>
-        </w:numPr>
-        <w:spacing w:after="80"/>
-      </w:pPr>
-      <w:r>
-        <w:rPr>
-          <w:rFonts w:ascii="Calibri" w:cs="Calibri" w:eastAsia="Calibri" w:hAnsi="Calibri"/>
-          <w:sz w:val="22"/>
-          <w:szCs w:val="22"/>
-        </w:rPr>
-        <w:t xml:space="preserve">Bins k and N − k are mirror images, Ω_{N−k} = 2π − Ω_k; this is why real signals need pairs of bins (slides 16 and 20).</w:t>
+        <w:t xml:space="preserve">Generated figure: the eight roots of z⁸ = 1 on the unit circle. w = e^{j2π/8} = e^{jπ/4} = cos 45° + j sin 45° = 0.707 + 0.707j; the points are w⁰,…,w⁷, 45° apart. About 2 minutes.</w:t>
+      </w:r>
+    </w:p>
+    <w:p>
+      <w:pPr>
+        <w:pStyle w:val="ListParagraph"/>
+        <w:numPr>
+          <w:ilvl w:val="0"/>
+          <w:numId w:val="2"/>
+        </w:numPr>
+        <w:spacing w:after="80"/>
+      </w:pPr>
+      <w:r>
+        <w:rPr>
+          <w:rFonts w:ascii="Calibri" w:cs="Calibri" w:eastAsia="Calibri" w:hAnsi="Calibri"/>
+          <w:sz w:val="22"/>
+          <w:szCs w:val="22"/>
+        </w:rPr>
+        <w:t xml:space="preserve">Step 1 — list the points wᵐ: w⁰ = 1; w¹ = 0.707 + 0.707j; w² = j; w³ = −0.707 + 0.707j; w⁴ = −1; w⁵ = −0.707 − 0.707j; w⁶ = −j; w⁷ = 0.707 − 0.707j. Each satisfies z⁸ = 1 since (wᵐ)⁸ = (w⁸)ᵐ = 1.</w:t>
+      </w:r>
+    </w:p>
+    <w:p>
+      <w:pPr>
+        <w:pStyle w:val="ListParagraph"/>
+        <w:numPr>
+          <w:ilvl w:val="0"/>
+          <w:numId w:val="2"/>
+        </w:numPr>
+        <w:spacing w:after="80"/>
+      </w:pPr>
+      <w:r>
+        <w:rPr>
+          <w:rFonts w:ascii="Calibri" w:cs="Calibri" w:eastAsia="Calibri" w:hAnsi="Calibri"/>
+          <w:sz w:val="22"/>
+          <w:szCs w:val="22"/>
+        </w:rPr>
+        <w:t xml:space="preserve">Step 2 — column k of V visits w^{kn}, n = 0…7, stepping k·45° per sample. k = 1: 0°, 45°, 90°, …, 315°. k = 2: 0°, 90°, 180°, 270°, 0°, … (values 1, j, −1, −j, 1, …). k = 4: 0°, 180°, 0°, … (values ±1).</w:t>
+      </w:r>
+    </w:p>
+    <w:p>
+      <w:pPr>
+        <w:pStyle w:val="ListParagraph"/>
+        <w:numPr>
+          <w:ilvl w:val="0"/>
+          <w:numId w:val="2"/>
+        </w:numPr>
+        <w:spacing w:after="80"/>
+      </w:pPr>
+      <w:r>
+        <w:rPr>
+          <w:rFonts w:ascii="Calibri" w:cs="Calibri" w:eastAsia="Calibri" w:hAnsi="Calibri"/>
+          <w:sz w:val="22"/>
+          <w:szCs w:val="22"/>
+        </w:rPr>
+        <w:t xml:space="preserve">Step 3 — frequency table Ω_k = 2πk/8: k = 0, 1, …, 7 gives 0, π/4, π/2, 3π/4, π, 5π/4, 3π/2, 7π/4 rad/sample, i.e. 0°, 45°, 90°, 135°, 180°, 225°, 270°, 315°. Ω is discrete-time frequency (rad/sample).</w:t>
+      </w:r>
+    </w:p>
+    <w:p>
+      <w:pPr>
+        <w:pStyle w:val="ListParagraph"/>
+        <w:numPr>
+          <w:ilvl w:val="0"/>
+          <w:numId w:val="2"/>
+        </w:numPr>
+        <w:spacing w:after="80"/>
+      </w:pPr>
+      <w:r>
+        <w:rPr>
+          <w:rFonts w:ascii="Calibri" w:cs="Calibri" w:eastAsia="Calibri" w:hAnsi="Calibri"/>
+          <w:sz w:val="22"/>
+          <w:szCs w:val="22"/>
+        </w:rPr>
+        <w:t xml:space="preserve">Step 4 — mirror: Ω_{N−k} = 2π − Ω_k. Example k = 3 (135°) and k = 5 (225° = −135°, one step the other way round the circle): same speed, opposite direction. This is why real signals need pairs of bins (slides 16 and 20).</w:t>
       </w:r>
     </w:p>
     <w:p>
@@ -652,125 +822,151 @@
           <w:sz w:val="22"/>
           <w:szCs w:val="22"/>
         </w:rPr>
-        <w:t xml:space="preserve">Notation: w = e^{j2π/N} is the primitive N-th root of unity, so w^N = 1 and v^(k)_n = w^{kn}. (Same w as on slide 28.) About 3 minutes.</w:t>
-      </w:r>
-    </w:p>
-    <w:p>
-      <w:pPr>
-        <w:pStyle w:val="ListParagraph"/>
-        <w:numPr>
-          <w:ilvl w:val="0"/>
-          <w:numId w:val="2"/>
-        </w:numPr>
-        <w:spacing w:after="80"/>
-      </w:pPr>
-      <w:r>
-        <w:rPr>
-          <w:rFonts w:ascii="Calibri" w:cs="Calibri" w:eastAsia="Calibri" w:hAnsi="Calibri"/>
-          <w:sz w:val="22"/>
-          <w:szCs w:val="22"/>
-        </w:rPr>
-        <w:t xml:space="preserve">Inner product of two columns: ⟨v^(k), v^(ℓ)⟩ = Σ_n conj(w^{kn}) · w^{ℓn} = Σ_n w^{(ℓ−k)n} = Σ_n z^n with z = w^{ℓ−k}. The conjugate turns w^{kn} into w^{−kn}, which is why the exponents subtract.</w:t>
-      </w:r>
-    </w:p>
-    <w:p>
-      <w:pPr>
-        <w:pStyle w:val="ListParagraph"/>
-        <w:numPr>
-          <w:ilvl w:val="0"/>
-          <w:numId w:val="2"/>
-        </w:numPr>
-        <w:spacing w:after="80"/>
-      </w:pPr>
-      <w:r>
-        <w:rPr>
-          <w:rFonts w:ascii="Calibri" w:cs="Calibri" w:eastAsia="Calibri" w:hAnsi="Calibri"/>
-          <w:sz w:val="22"/>
-          <w:szCs w:val="22"/>
-        </w:rPr>
-        <w:t xml:space="preserve">Geometric sum: Σ_{n=0}^{N−1} z^n = N if z = 1, and (1 − z^N)/(1 − z) if z ≠ 1.</w:t>
-      </w:r>
-    </w:p>
-    <w:p>
-      <w:pPr>
-        <w:pStyle w:val="ListParagraph"/>
-        <w:numPr>
-          <w:ilvl w:val="0"/>
-          <w:numId w:val="2"/>
-        </w:numPr>
-        <w:spacing w:after="80"/>
-      </w:pPr>
-      <w:r>
-        <w:rPr>
-          <w:rFonts w:ascii="Calibri" w:cs="Calibri" w:eastAsia="Calibri" w:hAnsi="Calibri"/>
-          <w:sz w:val="22"/>
-          <w:szCs w:val="22"/>
-        </w:rPr>
-        <w:t xml:space="preserve">Case k = ℓ: z = w^0 = 1, so every term is 1 and the sum is N.</w:t>
-      </w:r>
-    </w:p>
-    <w:p>
-      <w:pPr>
-        <w:pStyle w:val="ListParagraph"/>
-        <w:numPr>
-          <w:ilvl w:val="0"/>
-          <w:numId w:val="2"/>
-        </w:numPr>
-        <w:spacing w:after="80"/>
-      </w:pPr>
-      <w:r>
-        <w:rPr>
-          <w:rFonts w:ascii="Calibri" w:cs="Calibri" w:eastAsia="Calibri" w:hAnsi="Calibri"/>
-          <w:sz w:val="22"/>
-          <w:szCs w:val="22"/>
-        </w:rPr>
-        <w:t xml:space="preserve">Case k ≠ ℓ: ℓ − k is a nonzero integer with |ℓ − k| &lt; N, hence not a multiple of N, so z ≠ 1. Also z^N = (w^N)^{ℓ−k} = 1, so the sum is (1 − 1)/(1 − z) = 0.</w:t>
-      </w:r>
-    </w:p>
-    <w:p>
-      <w:pPr>
-        <w:pStyle w:val="ListParagraph"/>
-        <w:numPr>
-          <w:ilvl w:val="0"/>
-          <w:numId w:val="2"/>
-        </w:numPr>
-        <w:spacing w:after="80"/>
-      </w:pPr>
-      <w:r>
-        <w:rPr>
-          <w:rFonts w:ascii="Calibri" w:cs="Calibri" w:eastAsia="Calibri" w:hAnsi="Calibri"/>
-          <w:sz w:val="22"/>
-          <w:szCs w:val="22"/>
-        </w:rPr>
-        <w:t xml:space="preserve">Conclusion ⟨v^(k), v^(ℓ)⟩ = N δ_kℓ, which says VᴴV = N I. Hence V⁻¹ = Vᴴ/N, so S = Vᴴs inverts to s = (1/N)VS.</w:t>
-      </w:r>
-    </w:p>
-    <w:p>
-      <w:pPr>
-        <w:pBdr>
-          <w:left w:val="single" w:color="7A1A1A" w:sz="18" w:space="8"/>
-        </w:pBdr>
-        <w:spacing w:after="140" w:before="100"/>
-        <w:ind w:left="360"/>
-      </w:pPr>
-      <w:r>
-        <w:rPr>
-          <w:rFonts w:ascii="Calibri" w:cs="Calibri" w:eastAsia="Calibri" w:hAnsi="Calibri"/>
-          <w:b/>
-          <w:bCs/>
-          <w:color w:val="7A1A1A"/>
-          <w:sz w:val="22"/>
-          <w:szCs w:val="22"/>
-        </w:rPr>
-        <w:t xml:space="preserve">Do this proof on the board: </w:t>
-      </w:r>
-      <w:r>
-        <w:rPr>
-          <w:rFonts w:ascii="Calibri" w:cs="Calibri" w:eastAsia="Calibri" w:hAnsi="Calibri"/>
-          <w:sz w:val="22"/>
-          <w:szCs w:val="22"/>
-        </w:rPr>
-        <w:t xml:space="preserve">It is short, self-contained, and the single fact that makes the analysis equation well-defined and the synthesis equation its exact inverse.</w:t>
+        <w:t xml:space="preserve">Goal: prove ⟨v⁽ᵏ⁾,v⁽ℓ⁾⟩ = 0 for k ≠ ℓ and = N for k = ℓ, i.e. VᴴV = N I. About 3 minutes; do it on the board.</w:t>
+      </w:r>
+    </w:p>
+    <w:p>
+      <w:pPr>
+        <w:pStyle w:val="ListParagraph"/>
+        <w:numPr>
+          <w:ilvl w:val="0"/>
+          <w:numId w:val="2"/>
+        </w:numPr>
+        <w:spacing w:after="80"/>
+      </w:pPr>
+      <w:r>
+        <w:rPr>
+          <w:rFonts w:ascii="Calibri" w:cs="Calibri" w:eastAsia="Calibri" w:hAnsi="Calibri"/>
+          <w:sz w:val="22"/>
+          <w:szCs w:val="22"/>
+        </w:rPr>
+        <w:t xml:space="preserve">Notation. w = e^{j2π/N} is the primitive N-th root of unity: w^N = e^{j2π} = 1 and v⁽ᵏ⁾ₙ = w^{kn}. I is the N×N identity matrix; δ_{kℓ} (Kronecker delta) is 1 when k = ℓ and 0 otherwise, so N δ_{kℓ} is N on the diagonal and 0 off it.</w:t>
+      </w:r>
+    </w:p>
+    <w:p>
+      <w:pPr>
+        <w:pStyle w:val="ListParagraph"/>
+        <w:numPr>
+          <w:ilvl w:val="0"/>
+          <w:numId w:val="2"/>
+        </w:numPr>
+        <w:spacing w:after="80"/>
+      </w:pPr>
+      <w:r>
+        <w:rPr>
+          <w:rFonts w:ascii="Calibri" w:cs="Calibri" w:eastAsia="Calibri" w:hAnsi="Calibri"/>
+          <w:sz w:val="22"/>
+          <w:szCs w:val="22"/>
+        </w:rPr>
+        <w:t xml:space="preserve">Step 1 — geometric sum. Let G = 1 + z + z² + … + z^{N−1}. Then zG = z + z² + … + z^N. Subtract: G − zG = 1 − z^N, i.e. G(1 − z) = 1 − z^N. If z ≠ 1, divide: G = (1 − z^N)/(1 − z). If z = 1, every term is 1 and G = N.</w:t>
+      </w:r>
+    </w:p>
+    <w:p>
+      <w:pPr>
+        <w:pStyle w:val="ListParagraph"/>
+        <w:numPr>
+          <w:ilvl w:val="0"/>
+          <w:numId w:val="2"/>
+        </w:numPr>
+        <w:spacing w:after="80"/>
+      </w:pPr>
+      <w:r>
+        <w:rPr>
+          <w:rFonts w:ascii="Calibri" w:cs="Calibri" w:eastAsia="Calibri" w:hAnsi="Calibri"/>
+          <w:sz w:val="22"/>
+          <w:szCs w:val="22"/>
+        </w:rPr>
+        <w:t xml:space="preserve">Step 2 — inner product of two columns: ⟨v⁽ᵏ⁾,v⁽ℓ⁾⟩ = Σ_n conj(w^{kn}) w^{ℓn}. Since |w| = 1, conj(w^{kn}) = w^{−kn} (conjugate of e^{jθ} is e^{−jθ}). So each term is w^{−kn}w^{ℓn} = w^{(ℓ−k)n} = (w^{ℓ−k})ⁿ, and the sum is the geometric sum with z = w^{ℓ−k}.</w:t>
+      </w:r>
+    </w:p>
+    <w:p>
+      <w:pPr>
+        <w:pStyle w:val="ListParagraph"/>
+        <w:numPr>
+          <w:ilvl w:val="0"/>
+          <w:numId w:val="2"/>
+        </w:numPr>
+        <w:spacing w:after="80"/>
+      </w:pPr>
+      <w:r>
+        <w:rPr>
+          <w:rFonts w:ascii="Calibri" w:cs="Calibri" w:eastAsia="Calibri" w:hAnsi="Calibri"/>
+          <w:sz w:val="22"/>
+          <w:szCs w:val="22"/>
+        </w:rPr>
+        <w:t xml:space="preserve">Step 3 — case k = ℓ: z = w⁰ = 1, every term is 1, the sum is N.</w:t>
+      </w:r>
+    </w:p>
+    <w:p>
+      <w:pPr>
+        <w:pStyle w:val="ListParagraph"/>
+        <w:numPr>
+          <w:ilvl w:val="0"/>
+          <w:numId w:val="2"/>
+        </w:numPr>
+        <w:spacing w:after="80"/>
+      </w:pPr>
+      <w:r>
+        <w:rPr>
+          <w:rFonts w:ascii="Calibri" w:cs="Calibri" w:eastAsia="Calibri" w:hAnsi="Calibri"/>
+          <w:sz w:val="22"/>
+          <w:szCs w:val="22"/>
+        </w:rPr>
+        <w:t xml:space="preserve">Step 4 — case k ≠ ℓ: ℓ − k is a nonzero integer with |ℓ − k| &lt; N, so it is not a multiple of N. w^m = e^{j2πm/N} equals 1 only when m is a multiple of N, therefore z ≠ 1. Also z^N = (w^N)^{ℓ−k} = 1. So the sum is (1 − z^N)/(1 − z) = (1 − 1)/(1 − z) = 0.</w:t>
+      </w:r>
+    </w:p>
+    <w:p>
+      <w:pPr>
+        <w:pStyle w:val="ListParagraph"/>
+        <w:numPr>
+          <w:ilvl w:val="0"/>
+          <w:numId w:val="2"/>
+        </w:numPr>
+        <w:spacing w:after="80"/>
+      </w:pPr>
+      <w:r>
+        <w:rPr>
+          <w:rFonts w:ascii="Calibri" w:cs="Calibri" w:eastAsia="Calibri" w:hAnsi="Calibri"/>
+          <w:sz w:val="22"/>
+          <w:szCs w:val="22"/>
+        </w:rPr>
+        <w:t xml:space="preserve">Step 5 — conclusion: ⟨v⁽ᵏ⁾,v⁽ℓ⁾⟩ = N δ_{kℓ}, which says VᴴV = N I. Hence V⁻¹ = Vᴴ/N, so S = Vᴴs inverts to s = (1/N)VS.</w:t>
+      </w:r>
+    </w:p>
+    <w:p>
+      <w:pPr>
+        <w:pStyle w:val="ListParagraph"/>
+        <w:numPr>
+          <w:ilvl w:val="0"/>
+          <w:numId w:val="2"/>
+        </w:numPr>
+        <w:spacing w:after="80"/>
+      </w:pPr>
+      <w:r>
+        <w:rPr>
+          <w:rFonts w:ascii="Calibri" w:cs="Calibri" w:eastAsia="Calibri" w:hAnsi="Calibri"/>
+          <w:sz w:val="22"/>
+          <w:szCs w:val="22"/>
+        </w:rPr>
+        <w:t xml:space="preserve">Numeric instance, N = 4, k = 1, ℓ = 3: w = j, z = w^{ℓ−k} = j² = −1, sum = 1 − 1 + 1 − 1 = 0; formula (1 − (−1)⁴)/(1 − (−1)) = 0/2 = 0 ✓. Diagonal: k = ℓ = 1: four terms 1, sum 4.</w:t>
+      </w:r>
+    </w:p>
+    <w:p>
+      <w:pPr>
+        <w:pStyle w:val="ListParagraph"/>
+        <w:numPr>
+          <w:ilvl w:val="0"/>
+          <w:numId w:val="2"/>
+        </w:numPr>
+        <w:spacing w:after="80"/>
+      </w:pPr>
+      <w:r>
+        <w:rPr>
+          <w:rFonts w:ascii="Calibri" w:cs="Calibri" w:eastAsia="Calibri" w:hAnsi="Calibri"/>
+          <w:sz w:val="22"/>
+          <w:szCs w:val="22"/>
+        </w:rPr>
+        <w:t xml:space="preserve">Why this slide matters: It is the single fact that makes the analysis equation well defined and the synthesis equation its exact inverse.</w:t>
       </w:r>
     </w:p>
     <w:p>
@@ -818,43 +1014,79 @@
           <w:sz w:val="22"/>
           <w:szCs w:val="22"/>
         </w:rPr>
-        <w:t xml:space="preserve">s = (1,2,3,4)ᵀ, N = 4, w = e^{j2π/4} = j, analysis weights w̄^{kn} = (−j)^{kn}; powers of −j: 1, −j, −1, j, 1, …</w:t>
-      </w:r>
-    </w:p>
-    <w:p>
-      <w:pPr>
-        <w:pStyle w:val="ListParagraph"/>
-        <w:numPr>
-          <w:ilvl w:val="0"/>
-          <w:numId w:val="2"/>
-        </w:numPr>
-        <w:spacing w:after="80"/>
-      </w:pPr>
-      <w:r>
-        <w:rPr>
-          <w:rFonts w:ascii="Calibri" w:cs="Calibri" w:eastAsia="Calibri" w:hAnsi="Calibri"/>
-          <w:sz w:val="22"/>
-          <w:szCs w:val="22"/>
-        </w:rPr>
-        <w:t xml:space="preserve">Bin 0: S[0] = 1 + 2 + 3 + 4 = 10, c₀ = 10/4 = 2.5 (the average).</w:t>
-      </w:r>
-    </w:p>
-    <w:p>
-      <w:pPr>
-        <w:pStyle w:val="ListParagraph"/>
-        <w:numPr>
-          <w:ilvl w:val="0"/>
-          <w:numId w:val="2"/>
-        </w:numPr>
-        <w:spacing w:after="80"/>
-      </w:pPr>
-      <w:r>
-        <w:rPr>
-          <w:rFonts w:ascii="Calibri" w:cs="Calibri" w:eastAsia="Calibri" w:hAnsi="Calibri"/>
-          <w:sz w:val="22"/>
-          <w:szCs w:val="22"/>
-        </w:rPr>
-        <w:t xml:space="preserve">Bin 1: weights 1, −j, −1, j: S[1] = 1(1) + 2(−j) + 3(−1) + 4(j) = 1 − 2j − 3 + 4j = −2 + 2j; c₁ = (−2 + 2j)/4 = −0.5 + 0.5j.</w:t>
+        <w:t xml:space="preserve">Full DFT, N = 4, s = (1,2,3,4)ᵀ. Analysis weights. w = e^{j2π/4} = j, so S[k] = Σ_{n=0}^{3} s[n] w̄^{kn} with w̄ = conj(w) = −j, i.e. S[k] = Σ s[n](−j)^{kn}. About 4 minutes.</w:t>
+      </w:r>
+    </w:p>
+    <w:p>
+      <w:pPr>
+        <w:pStyle w:val="ListParagraph"/>
+        <w:numPr>
+          <w:ilvl w:val="0"/>
+          <w:numId w:val="2"/>
+        </w:numPr>
+        <w:spacing w:after="80"/>
+      </w:pPr>
+      <w:r>
+        <w:rPr>
+          <w:rFonts w:ascii="Calibri" w:cs="Calibri" w:eastAsia="Calibri" w:hAnsi="Calibri"/>
+          <w:sz w:val="22"/>
+          <w:szCs w:val="22"/>
+        </w:rPr>
+        <w:t xml:space="preserve">Step 1 — powers of −j: (−j)⁰ = 1; (−j)¹ = −j; (−j)² = (−j)(−j) = j² = −1; (−j)³ = (−1)·(−j) = j; (−j)⁴ = 1, then they repeat. So only kn mod 4 matters (a mod 4 = remainder after dividing by 4).</w:t>
+      </w:r>
+    </w:p>
+    <w:p>
+      <w:pPr>
+        <w:pStyle w:val="ListParagraph"/>
+        <w:numPr>
+          <w:ilvl w:val="0"/>
+          <w:numId w:val="2"/>
+        </w:numPr>
+        <w:spacing w:after="80"/>
+      </w:pPr>
+      <w:r>
+        <w:rPr>
+          <w:rFonts w:ascii="Calibri" w:cs="Calibri" w:eastAsia="Calibri" w:hAnsi="Calibri"/>
+          <w:sz w:val="22"/>
+          <w:szCs w:val="22"/>
+        </w:rPr>
+        <w:t xml:space="preserve">Step 2 — bin 0: weights (−j)^{0·n} = 1 for all n. S[0] = 1 + 2 + 3 + 4 = 10; c₀ = S[0]/4 = 2.5, the average of s.</w:t>
+      </w:r>
+    </w:p>
+    <w:p>
+      <w:pPr>
+        <w:pStyle w:val="ListParagraph"/>
+        <w:numPr>
+          <w:ilvl w:val="0"/>
+          <w:numId w:val="2"/>
+        </w:numPr>
+        <w:spacing w:after="80"/>
+      </w:pPr>
+      <w:r>
+        <w:rPr>
+          <w:rFonts w:ascii="Calibri" w:cs="Calibri" w:eastAsia="Calibri" w:hAnsi="Calibri"/>
+          <w:sz w:val="22"/>
+          <w:szCs w:val="22"/>
+        </w:rPr>
+        <w:t xml:space="preserve">Step 3 — bin 1: exponents kn = 0,1,2,3 → weights 1, −j, −1, j. S[1] = 1(1) + 2(−j) + 3(−1) + 4(j) = 1 − 2j − 3 + 4j.</w:t>
+      </w:r>
+    </w:p>
+    <w:p>
+      <w:pPr>
+        <w:pStyle w:val="ListParagraph"/>
+        <w:numPr>
+          <w:ilvl w:val="0"/>
+          <w:numId w:val="2"/>
+        </w:numPr>
+        <w:spacing w:after="80"/>
+      </w:pPr>
+      <w:r>
+        <w:rPr>
+          <w:rFonts w:ascii="Calibri" w:cs="Calibri" w:eastAsia="Calibri" w:hAnsi="Calibri"/>
+          <w:sz w:val="22"/>
+          <w:szCs w:val="22"/>
+        </w:rPr>
+        <w:t xml:space="preserve">Step 4 — collect: real parts 1 − 3 = −2; imaginary parts −2j + 4j = 2j. S[1] = −2 + 2j. c₁ = (−2 + 2j)/4 = −0.5 + 0.5j.</w:t>
       </w:r>
     </w:p>
     <w:p>
@@ -902,43 +1134,115 @@
           <w:sz w:val="22"/>
           <w:szCs w:val="22"/>
         </w:rPr>
-        <w:t xml:space="preserve">Bin 2: weights 1, −1, 1, −1: S[2] = 1 − 2 + 3 − 4 = −2. Bin 3: weights 1, j, −1, −j: S[3] = 1 + 2j − 3 − 4j = −2 − 2j = conj(S[1]) (real s).</w:t>
-      </w:r>
-    </w:p>
-    <w:p>
-      <w:pPr>
-        <w:pStyle w:val="ListParagraph"/>
-        <w:numPr>
-          <w:ilvl w:val="0"/>
-          <w:numId w:val="2"/>
-        </w:numPr>
-        <w:spacing w:after="80"/>
-      </w:pPr>
-      <w:r>
-        <w:rPr>
-          <w:rFonts w:ascii="Calibri" w:cs="Calibri" w:eastAsia="Calibri" w:hAnsi="Calibri"/>
-          <w:sz w:val="22"/>
-          <w:szCs w:val="22"/>
-        </w:rPr>
-        <w:t xml:space="preserve">Check 1, synthesis at n = 1: s[1] = (1/4)Σ S[k] jᵏ = (1/4)(10 + (−2+2j)j + (−2)(−1) + (−2−2j)(−j)) = (1/4)(10 − 2j − 2 + 2 + 2j − 2) = 8/4 = 2. [(−2+2j)j = −2j − 2; (−2−2j)(−j) = 2j + 2j² = 2j − 2.]</w:t>
-      </w:r>
-    </w:p>
-    <w:p>
-      <w:pPr>
-        <w:pStyle w:val="ListParagraph"/>
-        <w:numPr>
-          <w:ilvl w:val="0"/>
-          <w:numId w:val="2"/>
-        </w:numPr>
-        <w:spacing w:after="80"/>
-      </w:pPr>
-      <w:r>
-        <w:rPr>
-          <w:rFonts w:ascii="Calibri" w:cs="Calibri" w:eastAsia="Calibri" w:hAnsi="Calibri"/>
-          <w:sz w:val="22"/>
-          <w:szCs w:val="22"/>
-        </w:rPr>
-        <w:t xml:space="preserve">Check 2, energy: ‖s‖² = 1 + 4 + 9 + 16 = 30; (1/4)‖S‖² = (100 + 8 + 4 + 8)/4 = 30.</w:t>
+        <w:t xml:space="preserve">Continue the N = 4 example. s = (1,2,3,4). About 3 minutes with checks.</w:t>
+      </w:r>
+    </w:p>
+    <w:p>
+      <w:pPr>
+        <w:pStyle w:val="ListParagraph"/>
+        <w:numPr>
+          <w:ilvl w:val="0"/>
+          <w:numId w:val="2"/>
+        </w:numPr>
+        <w:spacing w:after="80"/>
+      </w:pPr>
+      <w:r>
+        <w:rPr>
+          <w:rFonts w:ascii="Calibri" w:cs="Calibri" w:eastAsia="Calibri" w:hAnsi="Calibri"/>
+          <w:sz w:val="22"/>
+          <w:szCs w:val="22"/>
+        </w:rPr>
+        <w:t xml:space="preserve">Step 5 — bin 2: exponents 2n = 0,2,4,6 → mod 4 → 0,2,0,2 → weights 1, −1, 1, −1. S[2] = 1 − 2 + 3 − 4 = −2; c₂ = −0.5.</w:t>
+      </w:r>
+    </w:p>
+    <w:p>
+      <w:pPr>
+        <w:pStyle w:val="ListParagraph"/>
+        <w:numPr>
+          <w:ilvl w:val="0"/>
+          <w:numId w:val="2"/>
+        </w:numPr>
+        <w:spacing w:after="80"/>
+      </w:pPr>
+      <w:r>
+        <w:rPr>
+          <w:rFonts w:ascii="Calibri" w:cs="Calibri" w:eastAsia="Calibri" w:hAnsi="Calibri"/>
+          <w:sz w:val="22"/>
+          <w:szCs w:val="22"/>
+        </w:rPr>
+        <w:t xml:space="preserve">Step 6 — bin 3: exponents 3n = 0,3,6,9 → mod 4 → 0,3,2,1 → weights 1, j, −1, −j. S[3] = 1(1) + 2(j) + 3(−1) + 4(−j) = 1 + 2j − 3 − 4j = −2 − 2j = conj(S[1]) ✓ (s real).</w:t>
+      </w:r>
+    </w:p>
+    <w:p>
+      <w:pPr>
+        <w:pStyle w:val="ListParagraph"/>
+        <w:numPr>
+          <w:ilvl w:val="0"/>
+          <w:numId w:val="2"/>
+        </w:numPr>
+        <w:spacing w:after="80"/>
+      </w:pPr>
+      <w:r>
+        <w:rPr>
+          <w:rFonts w:ascii="Calibri" w:cs="Calibri" w:eastAsia="Calibri" w:hAnsi="Calibri"/>
+          <w:sz w:val="22"/>
+          <w:szCs w:val="22"/>
+        </w:rPr>
+        <w:t xml:space="preserve">Spectrum: S = (10, −2+2j, −2, −2−2j).</w:t>
+      </w:r>
+    </w:p>
+    <w:p>
+      <w:pPr>
+        <w:pStyle w:val="ListParagraph"/>
+        <w:numPr>
+          <w:ilvl w:val="0"/>
+          <w:numId w:val="2"/>
+        </w:numPr>
+        <w:spacing w:after="80"/>
+      </w:pPr>
+      <w:r>
+        <w:rPr>
+          <w:rFonts w:ascii="Calibri" w:cs="Calibri" w:eastAsia="Calibri" w:hAnsi="Calibri"/>
+          <w:sz w:val="22"/>
+          <w:szCs w:val="22"/>
+        </w:rPr>
+        <w:t xml:space="preserve">Check 1 — synthesis at n = 1: s[1] = (1/4)Σ_k S[k] e^{j2πk·1/4} = (1/4)Σ S[k] jᵏ. Terms: k=0: 10; k=1: (−2+2j)j = −2j + 2j² = −2 − 2j; k=2: (−2)(j²) = (−2)(−1) = 2; k=3: (−2−2j)(j³) = (−2−2j)(−j) = 2j + 2j² = −2 + 2j.</w:t>
+      </w:r>
+    </w:p>
+    <w:p>
+      <w:pPr>
+        <w:pStyle w:val="ListParagraph"/>
+        <w:numPr>
+          <w:ilvl w:val="0"/>
+          <w:numId w:val="2"/>
+        </w:numPr>
+        <w:spacing w:after="80"/>
+      </w:pPr>
+      <w:r>
+        <w:rPr>
+          <w:rFonts w:ascii="Calibri" w:cs="Calibri" w:eastAsia="Calibri" w:hAnsi="Calibri"/>
+          <w:sz w:val="22"/>
+          <w:szCs w:val="22"/>
+        </w:rPr>
+        <w:t xml:space="preserve">Add: real 10 − 2 + 2 − 2 = 8; imaginary −2 + 2 = 0. s[1] = 8/4 = 2 ✓.</w:t>
+      </w:r>
+    </w:p>
+    <w:p>
+      <w:pPr>
+        <w:pStyle w:val="ListParagraph"/>
+        <w:numPr>
+          <w:ilvl w:val="0"/>
+          <w:numId w:val="2"/>
+        </w:numPr>
+        <w:spacing w:after="80"/>
+      </w:pPr>
+      <w:r>
+        <w:rPr>
+          <w:rFonts w:ascii="Calibri" w:cs="Calibri" w:eastAsia="Calibri" w:hAnsi="Calibri"/>
+          <w:sz w:val="22"/>
+          <w:szCs w:val="22"/>
+        </w:rPr>
+        <w:t xml:space="preserve">Check 2 — energy: ‖s‖² = 1 + 4 + 9 + 16 = 30. |S[k]|²: 100, |−2+2j|² = 8, 4, 8; (1/4)(100 + 8 + 4 + 8) = 120/4 = 30 ✓.</w:t>
       </w:r>
     </w:p>
     <w:p>
@@ -986,25 +1290,25 @@
           <w:sz w:val="22"/>
           <w:szCs w:val="22"/>
         </w:rPr>
-        <w:t xml:space="preserve">s = (3,1,−1,1)ᵀ, N = 4. Tasks: compute all four S[k]; divide by N; write s as a sum of Fourier columns and name the sinusoid and its Ω.</w:t>
-      </w:r>
-    </w:p>
-    <w:p>
-      <w:pPr>
-        <w:pStyle w:val="ListParagraph"/>
-        <w:numPr>
-          <w:ilvl w:val="0"/>
-          <w:numId w:val="2"/>
-        </w:numPr>
-        <w:spacing w:after="80"/>
-      </w:pPr>
-      <w:r>
-        <w:rPr>
-          <w:rFonts w:ascii="Calibri" w:cs="Calibri" w:eastAsia="Calibri" w:hAnsi="Calibri"/>
-          <w:sz w:val="22"/>
-          <w:szCs w:val="22"/>
-        </w:rPr>
-        <w:t xml:space="preserve">Hint on the slide lists the weights for k = 1, 2, 3. Reveal slide 11 after about five minutes.</w:t>
+        <w:t xml:space="preserve">Practice: s = (3,1,−1,1)ᵀ, N = 4. Tasks: (1) compute S[0..3] with weights (−j)^{kn}; show every product; (2) divide by N to get c_k; (3) write s as a sum of Fourier columns; (4) name the sinusoid and its Ω.</w:t>
+      </w:r>
+    </w:p>
+    <w:p>
+      <w:pPr>
+        <w:pStyle w:val="ListParagraph"/>
+        <w:numPr>
+          <w:ilvl w:val="0"/>
+          <w:numId w:val="2"/>
+        </w:numPr>
+        <w:spacing w:after="80"/>
+      </w:pPr>
+      <w:r>
+        <w:rPr>
+          <w:rFonts w:ascii="Calibri" w:cs="Calibri" w:eastAsia="Calibri" w:hAnsi="Calibri"/>
+          <w:sz w:val="22"/>
+          <w:szCs w:val="22"/>
+        </w:rPr>
+        <w:t xml:space="preserve">Hint on the slide: k = 1 uses 1, −j, −1, j; k = 2 uses 1, −1, 1, −1; k = 3 uses 1, j, −1, −j (k = 0 uses all ones). Reveal slide 11 after about five minutes.</w:t>
       </w:r>
     </w:p>
     <w:p>
@@ -1052,25 +1356,115 @@
           <w:sz w:val="22"/>
           <w:szCs w:val="22"/>
         </w:rPr>
-        <w:t xml:space="preserve">S[0] = 3 + 1 − 1 + 1 = 4; S[2] = 3 − 1 − 1 − 1 = 0; S[1] = 3(1) + 1(−j) + (−1)(−1) + 1(j) = 3 − j + 1 + j = 4; S[3] = 3(1) + 1(j) + (−1)(−1) + 1(−j) = 3 + j + 1 − j = 4.</w:t>
-      </w:r>
-    </w:p>
-    <w:p>
-      <w:pPr>
-        <w:pStyle w:val="ListParagraph"/>
-        <w:numPr>
-          <w:ilvl w:val="0"/>
-          <w:numId w:val="2"/>
-        </w:numPr>
-        <w:spacing w:after="80"/>
-      </w:pPr>
-      <w:r>
-        <w:rPr>
-          <w:rFonts w:ascii="Calibri" w:cs="Calibri" w:eastAsia="Calibri" w:hAnsi="Calibri"/>
-          <w:sz w:val="22"/>
-          <w:szCs w:val="22"/>
-        </w:rPr>
-        <w:t xml:space="preserve">c = S/4 = (1,1,0,1), so s = v(0) + v(1) + v(3): s[n] = 1 + jⁿ + (−j)ⁿ = 1 + 2cos(πn/2) = (3,1,−1,1). A constant (the average is c₀ = 1) plus a cosine of amplitude 2 at Ω = π/2 rad/sample, using bins 1 and N − 1 = 3.</w:t>
+        <w:t xml:space="preserve">Step 1 — S[0] = 3 + 1 − 1 + 1 = 4. S[2] = 3(1) + 1(−1) + (−1)(1) + 1(−1) = 3 − 1 − 1 − 1 = 0.</w:t>
+      </w:r>
+    </w:p>
+    <w:p>
+      <w:pPr>
+        <w:pStyle w:val="ListParagraph"/>
+        <w:numPr>
+          <w:ilvl w:val="0"/>
+          <w:numId w:val="2"/>
+        </w:numPr>
+        <w:spacing w:after="80"/>
+      </w:pPr>
+      <w:r>
+        <w:rPr>
+          <w:rFonts w:ascii="Calibri" w:cs="Calibri" w:eastAsia="Calibri" w:hAnsi="Calibri"/>
+          <w:sz w:val="22"/>
+          <w:szCs w:val="22"/>
+        </w:rPr>
+        <w:t xml:space="preserve">Step 2 — S[1] = 3(1) + 1(−j) + (−1)(−1) + 1(j) = 3 − j + 1 + j = 4 (the j-terms cancel).</w:t>
+      </w:r>
+    </w:p>
+    <w:p>
+      <w:pPr>
+        <w:pStyle w:val="ListParagraph"/>
+        <w:numPr>
+          <w:ilvl w:val="0"/>
+          <w:numId w:val="2"/>
+        </w:numPr>
+        <w:spacing w:after="80"/>
+      </w:pPr>
+      <w:r>
+        <w:rPr>
+          <w:rFonts w:ascii="Calibri" w:cs="Calibri" w:eastAsia="Calibri" w:hAnsi="Calibri"/>
+          <w:sz w:val="22"/>
+          <w:szCs w:val="22"/>
+        </w:rPr>
+        <w:t xml:space="preserve">Step 3 — S[3] = 3(1) + 1(j) + (−1)(−1) + 1(−j) = 3 + j + 1 − j = 4. So S = (4, 4, 0, 4).</w:t>
+      </w:r>
+    </w:p>
+    <w:p>
+      <w:pPr>
+        <w:pStyle w:val="ListParagraph"/>
+        <w:numPr>
+          <w:ilvl w:val="0"/>
+          <w:numId w:val="2"/>
+        </w:numPr>
+        <w:spacing w:after="80"/>
+      </w:pPr>
+      <w:r>
+        <w:rPr>
+          <w:rFonts w:ascii="Calibri" w:cs="Calibri" w:eastAsia="Calibri" w:hAnsi="Calibri"/>
+          <w:sz w:val="22"/>
+          <w:szCs w:val="22"/>
+        </w:rPr>
+        <w:t xml:space="preserve">Step 4 — c = S/4 = (1, 1, 0, 1), so s = 1·v⁽⁰⁾ + 1·v⁽¹⁾ + 1·v⁽³⁾: s[n] = 1 + jⁿ + (j³)ⁿ = 1 + jⁿ + (−j)ⁿ.</w:t>
+      </w:r>
+    </w:p>
+    <w:p>
+      <w:pPr>
+        <w:pStyle w:val="ListParagraph"/>
+        <w:numPr>
+          <w:ilvl w:val="0"/>
+          <w:numId w:val="2"/>
+        </w:numPr>
+        <w:spacing w:after="80"/>
+      </w:pPr>
+      <w:r>
+        <w:rPr>
+          <w:rFonts w:ascii="Calibri" w:cs="Calibri" w:eastAsia="Calibri" w:hAnsi="Calibri"/>
+          <w:sz w:val="22"/>
+          <w:szCs w:val="22"/>
+        </w:rPr>
+        <w:t xml:space="preserve">Step 5 — Euler: jⁿ = e^{jπn/2}, (−j)ⁿ = e^{−jπn/2}, and their sum is 2cos(πn/2). So s[n] = 1 + 2cos(πn/2).</w:t>
+      </w:r>
+    </w:p>
+    <w:p>
+      <w:pPr>
+        <w:pStyle w:val="ListParagraph"/>
+        <w:numPr>
+          <w:ilvl w:val="0"/>
+          <w:numId w:val="2"/>
+        </w:numPr>
+        <w:spacing w:after="80"/>
+      </w:pPr>
+      <w:r>
+        <w:rPr>
+          <w:rFonts w:ascii="Calibri" w:cs="Calibri" w:eastAsia="Calibri" w:hAnsi="Calibri"/>
+          <w:sz w:val="22"/>
+          <w:szCs w:val="22"/>
+        </w:rPr>
+        <w:t xml:space="preserve">Step 6 — check: n=0: 1 + 2(1) = 3; n=1: 1 + 2(0) = 1; n=2: 1 + 2(−1) = −1; n=3: 1 + 2(0) = 1. That is (3, 1, −1, 1) ✓.</w:t>
+      </w:r>
+    </w:p>
+    <w:p>
+      <w:pPr>
+        <w:pStyle w:val="ListParagraph"/>
+        <w:numPr>
+          <w:ilvl w:val="0"/>
+          <w:numId w:val="2"/>
+        </w:numPr>
+        <w:spacing w:after="80"/>
+      </w:pPr>
+      <w:r>
+        <w:rPr>
+          <w:rFonts w:ascii="Calibri" w:cs="Calibri" w:eastAsia="Calibri" w:hAnsi="Calibri"/>
+          <w:sz w:val="22"/>
+          <w:szCs w:val="22"/>
+        </w:rPr>
+        <w:t xml:space="preserve">Reading: a constant (the average is c₀ = 1) plus a cosine of amplitude 2 at Ω = π/2 rad/sample. It needs two bins, k = 1 and k = 3 = N − 1.</w:t>
       </w:r>
     </w:p>
     <w:p>
@@ -1118,79 +1512,79 @@
           <w:sz w:val="22"/>
           <w:szCs w:val="22"/>
         </w:rPr>
-        <w:t xml:space="preserve">Signal: s = (1, 2, 3, 6, 5, 4)ᵀ, N = 6. Note the order 6, 5, 4 (not 4, 5, 6): s[0..5] = 1, 2, 3, 6, 5, 4. About 5 minutes with slide 13.</w:t>
-      </w:r>
-    </w:p>
-    <w:p>
-      <w:pPr>
-        <w:pStyle w:val="ListParagraph"/>
-        <w:numPr>
-          <w:ilvl w:val="0"/>
-          <w:numId w:val="2"/>
-        </w:numPr>
-        <w:spacing w:after="80"/>
-      </w:pPr>
-      <w:r>
-        <w:rPr>
-          <w:rFonts w:ascii="Calibri" w:cs="Calibri" w:eastAsia="Calibri" w:hAnsi="Calibri"/>
-          <w:sz w:val="22"/>
-          <w:szCs w:val="22"/>
-        </w:rPr>
-        <w:t xml:space="preserve">w = e^{j2π/6} = e^{jπ/3}; Fourier frequencies Ω_k = 2πk/6 = 0, π/3, 2π/3, π, 4π/3, 5π/3.</w:t>
-      </w:r>
-    </w:p>
-    <w:p>
-      <w:pPr>
-        <w:pStyle w:val="ListParagraph"/>
-        <w:numPr>
-          <w:ilvl w:val="0"/>
-          <w:numId w:val="2"/>
-        </w:numPr>
-        <w:spacing w:after="80"/>
-      </w:pPr>
-      <w:r>
-        <w:rPr>
-          <w:rFonts w:ascii="Calibri" w:cs="Calibri" w:eastAsia="Calibri" w:hAnsi="Calibri"/>
-          <w:sz w:val="22"/>
-          <w:szCs w:val="22"/>
-        </w:rPr>
-        <w:t xml:space="preserve">S[k] = Σ_n s[n] w̄^{kn} where w̄ = e^{−jπ/3} = cos(π/3) − j sin(π/3) = 1/2 − j√3/2. Define c_k = S[k]/6 (the normalized coefficient from L11; synthesis is then s = Σ c_k v^(k)).</w:t>
-      </w:r>
-    </w:p>
-    <w:p>
-      <w:pPr>
-        <w:pStyle w:val="ListParagraph"/>
-        <w:numPr>
-          <w:ilvl w:val="0"/>
-          <w:numId w:val="2"/>
-        </w:numPr>
-        <w:spacing w:after="80"/>
-      </w:pPr>
-      <w:r>
-        <w:rPr>
-          <w:rFonts w:ascii="Calibri" w:cs="Calibri" w:eastAsia="Calibri" w:hAnsi="Calibri"/>
-          <w:sz w:val="22"/>
-          <w:szCs w:val="22"/>
-        </w:rPr>
-        <w:t xml:space="preserve">Table of w̄^n = e^{−jπn/3}: n=0: 1; n=1: 1/2 − j√3/2; n=2: −1/2 − j√3/2; n=3: −1; n=4: −1/2 + j√3/2; n=5: 1/2 + j√3/2.</w:t>
-      </w:r>
-    </w:p>
-    <w:p>
-      <w:pPr>
-        <w:pStyle w:val="ListParagraph"/>
-        <w:numPr>
-          <w:ilvl w:val="0"/>
-          <w:numId w:val="2"/>
-        </w:numPr>
-        <w:spacing w:after="80"/>
-      </w:pPr>
-      <w:r>
-        <w:rPr>
-          <w:rFonts w:ascii="Calibri" w:cs="Calibri" w:eastAsia="Calibri" w:hAnsi="Calibri"/>
-          <w:sz w:val="22"/>
-          <w:szCs w:val="22"/>
-        </w:rPr>
-        <w:t xml:space="preserve">k = 0: every weight is 1, so S[0] = 1+2+3+6+5+4 = 21 and c_0 = 21/6 = 7/2 — the average of s.</w:t>
+        <w:t xml:space="preserve">Full DFT with N = 6, s = (1, 2, 3, 6, 5, 4)ᵀ. Note the order 6, 5, 4 (not 4, 5, 6): s[0..5] = 1, 2, 3, 6, 5, 4. About 5 minutes with slide 13.</w:t>
+      </w:r>
+    </w:p>
+    <w:p>
+      <w:pPr>
+        <w:pStyle w:val="ListParagraph"/>
+        <w:numPr>
+          <w:ilvl w:val="0"/>
+          <w:numId w:val="2"/>
+        </w:numPr>
+        <w:spacing w:after="80"/>
+      </w:pPr>
+      <w:r>
+        <w:rPr>
+          <w:rFonts w:ascii="Calibri" w:cs="Calibri" w:eastAsia="Calibri" w:hAnsi="Calibri"/>
+          <w:sz w:val="22"/>
+          <w:szCs w:val="22"/>
+        </w:rPr>
+        <w:t xml:space="preserve">Step 1 — w = e^{j2π/6} = e^{jπ/3}; Fourier frequencies Ω_k = 2πk/6 = 0, π/3, 2π/3, π, 4π/3, 5π/3 rad/sample (0°, 60°, 120°, 180°, 240°, 300°).</w:t>
+      </w:r>
+    </w:p>
+    <w:p>
+      <w:pPr>
+        <w:pStyle w:val="ListParagraph"/>
+        <w:numPr>
+          <w:ilvl w:val="0"/>
+          <w:numId w:val="2"/>
+        </w:numPr>
+        <w:spacing w:after="80"/>
+      </w:pPr>
+      <w:r>
+        <w:rPr>
+          <w:rFonts w:ascii="Calibri" w:cs="Calibri" w:eastAsia="Calibri" w:hAnsi="Calibri"/>
+          <w:sz w:val="22"/>
+          <w:szCs w:val="22"/>
+        </w:rPr>
+        <w:t xml:space="preserve">Step 2 — analysis: S[k] = Σ_{n=0}^{5} s[n] w̄^{kn}, w̄ = conj(w) = e^{−jπ/3} = cos(π/3) − j sin(π/3) = 1/2 − j√3/2. Normalised coefficient c_k = S[k]/6 (from L11; synthesis is then s = Σ c_k v⁽ᵏ⁾).</w:t>
+      </w:r>
+    </w:p>
+    <w:p>
+      <w:pPr>
+        <w:pStyle w:val="ListParagraph"/>
+        <w:numPr>
+          <w:ilvl w:val="0"/>
+          <w:numId w:val="2"/>
+        </w:numPr>
+        <w:spacing w:after="80"/>
+      </w:pPr>
+      <w:r>
+        <w:rPr>
+          <w:rFonts w:ascii="Calibri" w:cs="Calibri" w:eastAsia="Calibri" w:hAnsi="Calibri"/>
+          <w:sz w:val="22"/>
+          <w:szCs w:val="22"/>
+        </w:rPr>
+        <w:t xml:space="preserve">Step 3 — table of w̄ⁿ = e^{−jπn/3} = cos(60°n) − j sin(60°n): n=0: 1. n=1: 1/2 − j√3/2. n=2: cos 120° − j sin 120° = −1/2 − j√3/2. n=3: cos 180° − j sin 180° = −1. n=4: cos 240° − j sin 240° = −1/2 + j√3/2. n=5: cos 300° − j sin 300° = 1/2 + j√3/2. (√3/2 = 0.866.)</w:t>
+      </w:r>
+    </w:p>
+    <w:p>
+      <w:pPr>
+        <w:pStyle w:val="ListParagraph"/>
+        <w:numPr>
+          <w:ilvl w:val="0"/>
+          <w:numId w:val="2"/>
+        </w:numPr>
+        <w:spacing w:after="80"/>
+      </w:pPr>
+      <w:r>
+        <w:rPr>
+          <w:rFonts w:ascii="Calibri" w:cs="Calibri" w:eastAsia="Calibri" w:hAnsi="Calibri"/>
+          <w:sz w:val="22"/>
+          <w:szCs w:val="22"/>
+        </w:rPr>
+        <w:t xml:space="preserve">Step 4 — k = 0: every weight is w̄⁰ = 1, so S[0] = 1 + 2 + 3 + 6 + 5 + 4 = 21 and c₀ = 21/6 = 7/2 = 3.5, the average of s.</w:t>
       </w:r>
     </w:p>
     <w:p>
@@ -1238,89 +1632,115 @@
           <w:sz w:val="22"/>
           <w:szCs w:val="22"/>
         </w:rPr>
-        <w:t xml:space="preserve">S[1] = 1·1 + 2(1/2 − j√3/2) + 3(−1/2 − j√3/2) + 6(−1) + 5(−1/2 + j√3/2) + 4(1/2 + j√3/2).</w:t>
-      </w:r>
-    </w:p>
-    <w:p>
-      <w:pPr>
-        <w:pStyle w:val="ListParagraph"/>
-        <w:numPr>
-          <w:ilvl w:val="0"/>
-          <w:numId w:val="2"/>
-        </w:numPr>
-        <w:spacing w:after="80"/>
-      </w:pPr>
-      <w:r>
-        <w:rPr>
-          <w:rFonts w:ascii="Calibri" w:cs="Calibri" w:eastAsia="Calibri" w:hAnsi="Calibri"/>
-          <w:sz w:val="22"/>
-          <w:szCs w:val="22"/>
-        </w:rPr>
-        <w:t xml:space="preserve">Real part: 1 + 1 − 3/2 − 6 − 5/2 + 2 = −6. Imaginary part: (√3/2)(−2 − 3 + 5 + 4) = 2√3.</w:t>
-      </w:r>
-    </w:p>
-    <w:p>
-      <w:pPr>
-        <w:pStyle w:val="ListParagraph"/>
-        <w:numPr>
-          <w:ilvl w:val="0"/>
-          <w:numId w:val="2"/>
-        </w:numPr>
-        <w:spacing w:after="80"/>
-      </w:pPr>
-      <w:r>
-        <w:rPr>
-          <w:rFonts w:ascii="Calibri" w:cs="Calibri" w:eastAsia="Calibri" w:hAnsi="Calibri"/>
-          <w:sz w:val="22"/>
-          <w:szCs w:val="22"/>
-        </w:rPr>
-        <w:t xml:space="preserve">So S[1] = −6 + 2√3 j ≈ −6 + 3.464j and c_1 = S[1]/6 = −1 + j/√3 ≈ −1 + 0.577j.</w:t>
-      </w:r>
-    </w:p>
-    <w:p>
-      <w:pPr>
-        <w:pStyle w:val="ListParagraph"/>
-        <w:numPr>
-          <w:ilvl w:val="0"/>
-          <w:numId w:val="2"/>
-        </w:numPr>
-        <w:spacing w:after="80"/>
-      </w:pPr>
-      <w:r>
-        <w:rPr>
-          <w:rFonts w:ascii="Calibri" w:cs="Calibri" w:eastAsia="Calibri" w:hAnsi="Calibri"/>
-          <w:sz w:val="22"/>
-          <w:szCs w:val="22"/>
-        </w:rPr>
-        <w:t xml:space="preserve">k = 5: w̄^{5n} = e^{−j5πn/3} = e^{jπn/3}·e^{−j2πn} = wⁿ, the conjugate of w̄ⁿ. Since s is real, S[5] = conj(S[1]) = −6 − 2√3 j and c_5 = −1 − j/√3. Conjugate symmetry S[N−k] = conj(S[k]) is proved properly in L13.</w:t>
-      </w:r>
-    </w:p>
-    <w:p>
-      <w:pPr>
-        <w:pBdr>
-          <w:left w:val="single" w:color="7A1A1A" w:sz="18" w:space="8"/>
-        </w:pBdr>
-        <w:spacing w:after="140" w:before="100"/>
-        <w:ind w:left="360"/>
-      </w:pPr>
-      <w:r>
-        <w:rPr>
-          <w:rFonts w:ascii="Calibri" w:cs="Calibri" w:eastAsia="Calibri" w:hAnsi="Calibri"/>
-          <w:b/>
-          <w:bCs/>
-          <w:color w:val="7A1A1A"/>
-          <w:sz w:val="22"/>
-          <w:szCs w:val="22"/>
-        </w:rPr>
-        <w:t xml:space="preserve">Consistency check: </w:t>
-      </w:r>
-      <w:r>
-        <w:rPr>
-          <w:rFonts w:ascii="Calibri" w:cs="Calibri" w:eastAsia="Calibri" w:hAnsi="Calibri"/>
-          <w:sz w:val="22"/>
-          <w:szCs w:val="22"/>
-        </w:rPr>
-        <w:t xml:space="preserve">Slide 23 recomputes S[1] by reducing powers of w̄ and lands on the same −6 + 2√3 j.</w:t>
+        <w:t xml:space="preserve">Compute S[1] and S[5] for s = (1,2,3,6,5,4). Weights for k = 1 are w̄ⁿ from the table (kn = n). About 3 minutes.</w:t>
+      </w:r>
+    </w:p>
+    <w:p>
+      <w:pPr>
+        <w:pStyle w:val="ListParagraph"/>
+        <w:numPr>
+          <w:ilvl w:val="0"/>
+          <w:numId w:val="2"/>
+        </w:numPr>
+        <w:spacing w:after="80"/>
+      </w:pPr>
+      <w:r>
+        <w:rPr>
+          <w:rFonts w:ascii="Calibri" w:cs="Calibri" w:eastAsia="Calibri" w:hAnsi="Calibri"/>
+          <w:sz w:val="22"/>
+          <w:szCs w:val="22"/>
+        </w:rPr>
+        <w:t xml:space="preserve">Step 1 — write the six products: n=0: 1·1 = 1. n=1: 2(1/2 − j√3/2) = 1 − j√3. n=2: 3(−1/2 − j√3/2) = −3/2 − j3√3/2. n=3: 6(−1) = −6. n=4: 5(−1/2 + j√3/2) = −5/2 + j5√3/2. n=5: 4(1/2 + j√3/2) = 2 + j2√3.</w:t>
+      </w:r>
+    </w:p>
+    <w:p>
+      <w:pPr>
+        <w:pStyle w:val="ListParagraph"/>
+        <w:numPr>
+          <w:ilvl w:val="0"/>
+          <w:numId w:val="2"/>
+        </w:numPr>
+        <w:spacing w:after="80"/>
+      </w:pPr>
+      <w:r>
+        <w:rPr>
+          <w:rFonts w:ascii="Calibri" w:cs="Calibri" w:eastAsia="Calibri" w:hAnsi="Calibri"/>
+          <w:sz w:val="22"/>
+          <w:szCs w:val="22"/>
+        </w:rPr>
+        <w:t xml:space="preserve">Step 2 — real parts: 1 + 1 − 3/2 − 6 − 5/2 + 2 = −6. (1 + 1 = 2; 2 − 1.5 = 0.5; 0.5 − 6 = −5.5; −5.5 − 2.5 = −8; −8 + 2 = −6.)</w:t>
+      </w:r>
+    </w:p>
+    <w:p>
+      <w:pPr>
+        <w:pStyle w:val="ListParagraph"/>
+        <w:numPr>
+          <w:ilvl w:val="0"/>
+          <w:numId w:val="2"/>
+        </w:numPr>
+        <w:spacing w:after="80"/>
+      </w:pPr>
+      <w:r>
+        <w:rPr>
+          <w:rFonts w:ascii="Calibri" w:cs="Calibri" w:eastAsia="Calibri" w:hAnsi="Calibri"/>
+          <w:sz w:val="22"/>
+          <w:szCs w:val="22"/>
+        </w:rPr>
+        <w:t xml:space="preserve">Step 3 — imaginary parts, factor out √3/2: (√3/2)(−2 − 3 + 0 + 5 + 4) = (√3/2)(4) = 2√3 (n=3 has no imaginary part). Re z and Im z mean the real and imaginary parts of z; for z = −6 + 2√3 j, Re z = −6 and Im z = 2√3.</w:t>
+      </w:r>
+    </w:p>
+    <w:p>
+      <w:pPr>
+        <w:pStyle w:val="ListParagraph"/>
+        <w:numPr>
+          <w:ilvl w:val="0"/>
+          <w:numId w:val="2"/>
+        </w:numPr>
+        <w:spacing w:after="80"/>
+      </w:pPr>
+      <w:r>
+        <w:rPr>
+          <w:rFonts w:ascii="Calibri" w:cs="Calibri" w:eastAsia="Calibri" w:hAnsi="Calibri"/>
+          <w:sz w:val="22"/>
+          <w:szCs w:val="22"/>
+        </w:rPr>
+        <w:t xml:space="preserve">Step 4 — S[1] = −6 + 2√3 j ≈ −6 + 3.4641j (2√3 = 3.4641). c₁ = S[1]/6 = −1 + (√3/3)j = −1 + j/√3 ≈ −1 + 0.5774j.</w:t>
+      </w:r>
+    </w:p>
+    <w:p>
+      <w:pPr>
+        <w:pStyle w:val="ListParagraph"/>
+        <w:numPr>
+          <w:ilvl w:val="0"/>
+          <w:numId w:val="2"/>
+        </w:numPr>
+        <w:spacing w:after="80"/>
+      </w:pPr>
+      <w:r>
+        <w:rPr>
+          <w:rFonts w:ascii="Calibri" w:cs="Calibri" w:eastAsia="Calibri" w:hAnsi="Calibri"/>
+          <w:sz w:val="22"/>
+          <w:szCs w:val="22"/>
+        </w:rPr>
+        <w:t xml:space="preserve">Step 5 — k = 5: w̄^{5n} = e^{−j5πn/3} = e^{jπn/3}·e^{−j2πn} = e^{jπn/3} = wⁿ (since e^{−j2πn} = 1), which is the conjugate of w̄ⁿ. Because s is real, S[5] = Σ s[n] conj(w̄ⁿ) = conj(Σ s[n] w̄ⁿ) = conj(S[1]) = −6 − 2√3 j, and c₅ = −1 − j/√3.</w:t>
+      </w:r>
+    </w:p>
+    <w:p>
+      <w:pPr>
+        <w:pStyle w:val="ListParagraph"/>
+        <w:numPr>
+          <w:ilvl w:val="0"/>
+          <w:numId w:val="2"/>
+        </w:numPr>
+        <w:spacing w:after="80"/>
+      </w:pPr>
+      <w:r>
+        <w:rPr>
+          <w:rFonts w:ascii="Calibri" w:cs="Calibri" w:eastAsia="Calibri" w:hAnsi="Calibri"/>
+          <w:sz w:val="22"/>
+          <w:szCs w:val="22"/>
+        </w:rPr>
+        <w:t xml:space="preserve">In general c_k and c_{N−k} are complex conjugates when s is real — preview of L13.</w:t>
       </w:r>
     </w:p>
     <w:p>
@@ -1368,43 +1788,115 @@
           <w:sz w:val="22"/>
           <w:szCs w:val="22"/>
         </w:rPr>
-        <w:t xml:space="preserve">Bin 2: weights w̄^{2n} = 1, a, ā, 1, a, ā with a = w̄² = −1/2 − j√3/2 and ā = w̄⁴ = −1/2 + j√3/2. Group equal weights: S[2] = (1+6)·1 + (2+5)a + (3+4)ā = 7(1 + a + ā) = 7(1 − 1) = 0.</w:t>
-      </w:r>
-    </w:p>
-    <w:p>
-      <w:pPr>
-        <w:pStyle w:val="ListParagraph"/>
-        <w:numPr>
-          <w:ilvl w:val="0"/>
-          <w:numId w:val="2"/>
-        </w:numPr>
-        <w:spacing w:after="80"/>
-      </w:pPr>
-      <w:r>
-        <w:rPr>
-          <w:rFonts w:ascii="Calibri" w:cs="Calibri" w:eastAsia="Calibri" w:hAnsi="Calibri"/>
-          <w:sz w:val="22"/>
-          <w:szCs w:val="22"/>
-        </w:rPr>
-        <w:t xml:space="preserve">Bin 3: weights (−1)ⁿ: S[3] = 1 − 2 + 3 − 6 + 5 − 4 = −3, so c₃ = −0.5. Bin 4: S[4] = conj(S[2]) = 0.</w:t>
-      </w:r>
-    </w:p>
-    <w:p>
-      <w:pPr>
-        <w:pStyle w:val="ListParagraph"/>
-        <w:numPr>
-          <w:ilvl w:val="0"/>
-          <w:numId w:val="2"/>
-        </w:numPr>
-        <w:spacing w:after="80"/>
-      </w:pPr>
-      <w:r>
-        <w:rPr>
-          <w:rFonts w:ascii="Calibri" w:cs="Calibri" w:eastAsia="Calibri" w:hAnsi="Calibri"/>
-          <w:sz w:val="22"/>
-          <w:szCs w:val="22"/>
-        </w:rPr>
-        <w:t xml:space="preserve">Notebook output: S = [21, −6+3.4641j, 0, −3, 0, −6−3.4641j] (zeros print as ~1e-16).</w:t>
+        <w:t xml:space="preserve">Remaining bins of s = (1,2,3,6,5,4). About 3 minutes.</w:t>
+      </w:r>
+    </w:p>
+    <w:p>
+      <w:pPr>
+        <w:pStyle w:val="ListParagraph"/>
+        <w:numPr>
+          <w:ilvl w:val="0"/>
+          <w:numId w:val="2"/>
+        </w:numPr>
+        <w:spacing w:after="80"/>
+      </w:pPr>
+      <w:r>
+        <w:rPr>
+          <w:rFonts w:ascii="Calibri" w:cs="Calibri" w:eastAsia="Calibri" w:hAnsi="Calibri"/>
+          <w:sz w:val="22"/>
+          <w:szCs w:val="22"/>
+        </w:rPr>
+        <w:t xml:space="preserve">Step 1 — bin 2: weights w̄^{2n}: n=0: 1; n=1: w̄² = a; n=2: w̄⁴ = ā; n=3: w̄⁶ = 1; n=4: w̄⁸ = w̄² = a; n=5: w̄¹⁰ = w̄⁴ = ā, where a = w̄² = −1/2 − j√3/2 and ā = w̄⁴ = −1/2 + j√3/2 (a and ā are conjugates). The weights repeat with period 3.</w:t>
+      </w:r>
+    </w:p>
+    <w:p>
+      <w:pPr>
+        <w:pStyle w:val="ListParagraph"/>
+        <w:numPr>
+          <w:ilvl w:val="0"/>
+          <w:numId w:val="2"/>
+        </w:numPr>
+        <w:spacing w:after="80"/>
+      </w:pPr>
+      <w:r>
+        <w:rPr>
+          <w:rFonts w:ascii="Calibri" w:cs="Calibri" w:eastAsia="Calibri" w:hAnsi="Calibri"/>
+          <w:sz w:val="22"/>
+          <w:szCs w:val="22"/>
+        </w:rPr>
+        <w:t xml:space="preserve">Step 2 — group equal weights: S[2] = (s₀ + s₃)·1 + (s₁ + s₄)·a + (s₂ + s₅)·ā = (1 + 6)·1 + (2 + 5)a + (3 + 4)ā = 7(1 + a + ā).</w:t>
+      </w:r>
+    </w:p>
+    <w:p>
+      <w:pPr>
+        <w:pStyle w:val="ListParagraph"/>
+        <w:numPr>
+          <w:ilvl w:val="0"/>
+          <w:numId w:val="2"/>
+        </w:numPr>
+        <w:spacing w:after="80"/>
+      </w:pPr>
+      <w:r>
+        <w:rPr>
+          <w:rFonts w:ascii="Calibri" w:cs="Calibri" w:eastAsia="Calibri" w:hAnsi="Calibri"/>
+          <w:sz w:val="22"/>
+          <w:szCs w:val="22"/>
+        </w:rPr>
+        <w:t xml:space="preserve">Step 3 — a + ā = 2·Re a = 2(−1/2) = −1, so 1 + a + ā = 0 and S[2] = 0.</w:t>
+      </w:r>
+    </w:p>
+    <w:p>
+      <w:pPr>
+        <w:pStyle w:val="ListParagraph"/>
+        <w:numPr>
+          <w:ilvl w:val="0"/>
+          <w:numId w:val="2"/>
+        </w:numPr>
+        <w:spacing w:after="80"/>
+      </w:pPr>
+      <w:r>
+        <w:rPr>
+          <w:rFonts w:ascii="Calibri" w:cs="Calibri" w:eastAsia="Calibri" w:hAnsi="Calibri"/>
+          <w:sz w:val="22"/>
+          <w:szCs w:val="22"/>
+        </w:rPr>
+        <w:t xml:space="preserve">Step 4 — bin 3: w̄^{3n} = (e^{−jπ})ⁿ = (−1)ⁿ, weights 1, −1, 1, −1, 1, −1. S[3] = 1 − 2 + 3 − 6 + 5 − 4 = −3, so c₃ = −0.5.</w:t>
+      </w:r>
+    </w:p>
+    <w:p>
+      <w:pPr>
+        <w:pStyle w:val="ListParagraph"/>
+        <w:numPr>
+          <w:ilvl w:val="0"/>
+          <w:numId w:val="2"/>
+        </w:numPr>
+        <w:spacing w:after="80"/>
+      </w:pPr>
+      <w:r>
+        <w:rPr>
+          <w:rFonts w:ascii="Calibri" w:cs="Calibri" w:eastAsia="Calibri" w:hAnsi="Calibri"/>
+          <w:sz w:val="22"/>
+          <w:szCs w:val="22"/>
+        </w:rPr>
+        <w:t xml:space="preserve">Step 5 — bin 4: S[4] = conj(S[N−4]) = conj(S[2]) = 0.</w:t>
+      </w:r>
+    </w:p>
+    <w:p>
+      <w:pPr>
+        <w:pStyle w:val="ListParagraph"/>
+        <w:numPr>
+          <w:ilvl w:val="0"/>
+          <w:numId w:val="2"/>
+        </w:numPr>
+        <w:spacing w:after="80"/>
+      </w:pPr>
+      <w:r>
+        <w:rPr>
+          <w:rFonts w:ascii="Calibri" w:cs="Calibri" w:eastAsia="Calibri" w:hAnsi="Calibri"/>
+          <w:sz w:val="22"/>
+          <w:szCs w:val="22"/>
+        </w:rPr>
+        <w:t xml:space="preserve">The notebook prints 0 for both (up to round-off ~10⁻¹⁶). Full spectrum S = (21, −6+2√3j, 0, −3, 0, −6−2√3j).</w:t>
       </w:r>
     </w:p>
     <w:p>
@@ -1452,43 +1944,97 @@
           <w:sz w:val="22"/>
           <w:szCs w:val="22"/>
         </w:rPr>
-        <w:t xml:space="preserve">s[0] = (1/6)ΣS[k] = (21 + (−6+2√3j) + 0 + (−3) + 0 + (−6−2√3j))/6 = 6/6 = 1.</w:t>
-      </w:r>
-    </w:p>
-    <w:p>
-      <w:pPr>
-        <w:pStyle w:val="ListParagraph"/>
-        <w:numPr>
-          <w:ilvl w:val="0"/>
-          <w:numId w:val="2"/>
-        </w:numPr>
-        <w:spacing w:after="80"/>
-      </w:pPr>
-      <w:r>
-        <w:rPr>
-          <w:rFonts w:ascii="Calibri" w:cs="Calibri" w:eastAsia="Calibri" w:hAnsi="Calibri"/>
-          <w:sz w:val="22"/>
-          <w:szCs w:val="22"/>
-        </w:rPr>
-        <w:t xml:space="preserve">s[3] = (1/6)Σ S[k](−1)ᵏ = (21 − (−6+2√3j) + 0 − (−3) + 0 − (−6−2√3j))/6 = (21 + 6 + 3 + 6)/6 = 6; the imaginary parts cancel.</w:t>
-      </w:r>
-    </w:p>
-    <w:p>
-      <w:pPr>
-        <w:pStyle w:val="ListParagraph"/>
-        <w:numPr>
-          <w:ilvl w:val="0"/>
-          <w:numId w:val="2"/>
-        </w:numPr>
-        <w:spacing w:after="80"/>
-      </w:pPr>
-      <w:r>
-        <w:rPr>
-          <w:rFonts w:ascii="Calibri" w:cs="Calibri" w:eastAsia="Calibri" w:hAnsi="Calibri"/>
-          <w:sz w:val="22"/>
-          <w:szCs w:val="22"/>
-        </w:rPr>
-        <w:t xml:space="preserve">Energy: ‖s‖² = 1+4+9+36+25+16 = 91; |S[1]|² = 36 + 12 = 48 = |S[5]|²; (1/6)(441 + 48 + 0 + 9 + 0 + 48) = 546/6 = 91.</w:t>
+        <w:t xml:space="preserve">Checks for N = 6: rebuild s[0] and s[3] by synthesis, then the energy. S = (21, −6+2√3j, 0, −3, 0, −6−2√3j). About 3 minutes.</w:t>
+      </w:r>
+    </w:p>
+    <w:p>
+      <w:pPr>
+        <w:pStyle w:val="ListParagraph"/>
+        <w:numPr>
+          <w:ilvl w:val="0"/>
+          <w:numId w:val="2"/>
+        </w:numPr>
+        <w:spacing w:after="80"/>
+      </w:pPr>
+      <w:r>
+        <w:rPr>
+          <w:rFonts w:ascii="Calibri" w:cs="Calibri" w:eastAsia="Calibri" w:hAnsi="Calibri"/>
+          <w:sz w:val="22"/>
+          <w:szCs w:val="22"/>
+        </w:rPr>
+        <w:t xml:space="preserve">Step 1 — s[0] = (1/6)Σ_k S[k]·e⁰ = (1/6)(21 + (−6 + 2√3j) + 0 + (−3) + 0 + (−6 − 2√3j)). Real parts: 21 − 6 − 3 − 6 = 6; imaginary parts 2√3 − 2√3 = 0. s[0] = 6/6 = 1 ✓.</w:t>
+      </w:r>
+    </w:p>
+    <w:p>
+      <w:pPr>
+        <w:pStyle w:val="ListParagraph"/>
+        <w:numPr>
+          <w:ilvl w:val="0"/>
+          <w:numId w:val="2"/>
+        </w:numPr>
+        <w:spacing w:after="80"/>
+      </w:pPr>
+      <w:r>
+        <w:rPr>
+          <w:rFonts w:ascii="Calibri" w:cs="Calibri" w:eastAsia="Calibri" w:hAnsi="Calibri"/>
+          <w:sz w:val="22"/>
+          <w:szCs w:val="22"/>
+        </w:rPr>
+        <w:t xml:space="preserve">Step 2 — s[3] = (1/6)Σ_k S[k] e^{j2π·3k/6} = (1/6)Σ S[k] e^{jπk} = (1/6)Σ S[k](−1)ᵏ. Terms: k=0: +21; k=1: −(−6+2√3j) = 6 − 2√3j; k=2: 0; k=3: −(−3) = +3; k=4: 0; k=5: −(−6−2√3j) = 6 + 2√3j.</w:t>
+      </w:r>
+    </w:p>
+    <w:p>
+      <w:pPr>
+        <w:pStyle w:val="ListParagraph"/>
+        <w:numPr>
+          <w:ilvl w:val="0"/>
+          <w:numId w:val="2"/>
+        </w:numPr>
+        <w:spacing w:after="80"/>
+      </w:pPr>
+      <w:r>
+        <w:rPr>
+          <w:rFonts w:ascii="Calibri" w:cs="Calibri" w:eastAsia="Calibri" w:hAnsi="Calibri"/>
+          <w:sz w:val="22"/>
+          <w:szCs w:val="22"/>
+        </w:rPr>
+        <w:t xml:space="preserve">Step 3 — add: real 21 + 6 + 3 + 6 = 36; imaginary −2√3 + 2√3 = 0. s[3] = 36/6 = 6 ✓. (Sign care: S[3](−1)³ = (−3)(−1) = +3; the slide now shows +3.)</w:t>
+      </w:r>
+    </w:p>
+    <w:p>
+      <w:pPr>
+        <w:pStyle w:val="ListParagraph"/>
+        <w:numPr>
+          <w:ilvl w:val="0"/>
+          <w:numId w:val="2"/>
+        </w:numPr>
+        <w:spacing w:after="80"/>
+      </w:pPr>
+      <w:r>
+        <w:rPr>
+          <w:rFonts w:ascii="Calibri" w:cs="Calibri" w:eastAsia="Calibri" w:hAnsi="Calibri"/>
+          <w:sz w:val="22"/>
+          <w:szCs w:val="22"/>
+        </w:rPr>
+        <w:t xml:space="preserve">Step 4 — energy: ‖s‖² = 1² + 2² + 3² + 6² + 5² + 4² = 1 + 4 + 9 + 36 + 25 + 16 = 91.</w:t>
+      </w:r>
+    </w:p>
+    <w:p>
+      <w:pPr>
+        <w:pStyle w:val="ListParagraph"/>
+        <w:numPr>
+          <w:ilvl w:val="0"/>
+          <w:numId w:val="2"/>
+        </w:numPr>
+        <w:spacing w:after="80"/>
+      </w:pPr>
+      <w:r>
+        <w:rPr>
+          <w:rFonts w:ascii="Calibri" w:cs="Calibri" w:eastAsia="Calibri" w:hAnsi="Calibri"/>
+          <w:sz w:val="22"/>
+          <w:szCs w:val="22"/>
+        </w:rPr>
+        <w:t xml:space="preserve">Step 5 — |S[1]|² = (−6)² + (2√3)² = 36 + 12 = 48 = |S[5]|²; |S[0]|² = 441; |S[3]|² = 9; |S[2]|² = |S[4]|² = 0. (1/6)‖S‖² = (1/6)(441 + 48 + 0 + 9 + 0 + 48) = 546/6 = 91 ✓.</w:t>
       </w:r>
     </w:p>
     <w:p>
@@ -1536,25 +2082,61 @@
           <w:sz w:val="22"/>
           <w:szCs w:val="22"/>
         </w:rPr>
-        <w:t xml:space="preserve">Generated figure. Left: s[n]. Middle: |S[k]| = 21, 6.93, 0, 3, 0, 6.93 (√48 ≈ 6.93). Right: Re S symmetric about k = 3, Im S antisymmetric — conjugate symmetry for real s. Bins k = 2, 4 are zero.</w:t>
-      </w:r>
-    </w:p>
-    <w:p>
-      <w:pPr>
-        <w:pStyle w:val="ListParagraph"/>
-        <w:numPr>
-          <w:ilvl w:val="0"/>
-          <w:numId w:val="2"/>
-        </w:numPr>
-        <w:spacing w:after="80"/>
-      </w:pPr>
-      <w:r>
-        <w:rPr>
-          <w:rFonts w:ascii="Calibri" w:cs="Calibri" w:eastAsia="Calibri" w:hAnsi="Calibri"/>
-          <w:sz w:val="22"/>
-          <w:szCs w:val="22"/>
-        </w:rPr>
-        <w:t xml:space="preserve">Reading guide: the big S[0] is the sum; bins 1 and 5 are a mirrored pair (a slow component); bin 3 (Ω = π) is the weak alternation. k indexes Ω_k = 2πk/6 rad/sample. About 2 minutes.</w:t>
+        <w:t xml:space="preserve">Generated figure for the same N = 6 signal. About 2 minutes. Numbers behind the plot:</w:t>
+      </w:r>
+    </w:p>
+    <w:p>
+      <w:pPr>
+        <w:pStyle w:val="ListParagraph"/>
+        <w:numPr>
+          <w:ilvl w:val="0"/>
+          <w:numId w:val="2"/>
+        </w:numPr>
+        <w:spacing w:after="80"/>
+      </w:pPr>
+      <w:r>
+        <w:rPr>
+          <w:rFonts w:ascii="Calibri" w:cs="Calibri" w:eastAsia="Calibri" w:hAnsi="Calibri"/>
+          <w:sz w:val="22"/>
+          <w:szCs w:val="22"/>
+        </w:rPr>
+        <w:t xml:space="preserve">|S[k]| = (21, 6.93, 0, 3, 0, 6.93): |S[1]| = √48 = 6.928 = |S[5]|; |S[0]| = 21; |S[3]| = 3.</w:t>
+      </w:r>
+    </w:p>
+    <w:p>
+      <w:pPr>
+        <w:pStyle w:val="ListParagraph"/>
+        <w:numPr>
+          <w:ilvl w:val="0"/>
+          <w:numId w:val="2"/>
+        </w:numPr>
+        <w:spacing w:after="80"/>
+      </w:pPr>
+      <w:r>
+        <w:rPr>
+          <w:rFonts w:ascii="Calibri" w:cs="Calibri" w:eastAsia="Calibri" w:hAnsi="Calibri"/>
+          <w:sz w:val="22"/>
+          <w:szCs w:val="22"/>
+        </w:rPr>
+        <w:t xml:space="preserve">Re S = (21, −6, 0, −3, 0, −6): symmetric about k = 3 (Re S[1] = Re S[5] = −6). Im S = (0, 3.464, 0, 0, 0, −3.464): antisymmetric (Im S[1] = −Im S[5]). This is conjugate symmetry for real s. Bins k = 2 and 4 are zero.</w:t>
+      </w:r>
+    </w:p>
+    <w:p>
+      <w:pPr>
+        <w:pStyle w:val="ListParagraph"/>
+        <w:numPr>
+          <w:ilvl w:val="0"/>
+          <w:numId w:val="2"/>
+        </w:numPr>
+        <w:spacing w:after="80"/>
+      </w:pPr>
+      <w:r>
+        <w:rPr>
+          <w:rFonts w:ascii="Calibri" w:cs="Calibri" w:eastAsia="Calibri" w:hAnsi="Calibri"/>
+          <w:sz w:val="22"/>
+          <w:szCs w:val="22"/>
+        </w:rPr>
+        <w:t xml:space="preserve">Reading guide: the big S[0] is the sum; bins 1 and 5 are a mirrored pair (a slow component); bin 3 (Ω = π) is the weak alternation. k indexes Ω_k = 2πk/6 rad/sample.</w:t>
       </w:r>
     </w:p>
     <w:p>
@@ -1602,25 +2184,43 @@
           <w:sz w:val="22"/>
           <w:szCs w:val="22"/>
         </w:rPr>
-        <w:t xml:space="preserve">S = (1, 0, 0, 0, 0, 0, 0, 0)ᵀ, N = 8, V_nk = e^{j2πkn/8}. Only k = 0 is nonzero, so only one column of V contributes to the synthesis sum.</w:t>
-      </w:r>
-    </w:p>
-    <w:p>
-      <w:pPr>
-        <w:pStyle w:val="ListParagraph"/>
-        <w:numPr>
-          <w:ilvl w:val="0"/>
-          <w:numId w:val="2"/>
-        </w:numPr>
-        <w:spacing w:after="80"/>
-      </w:pPr>
-      <w:r>
-        <w:rPr>
-          <w:rFonts w:ascii="Calibri" w:cs="Calibri" w:eastAsia="Calibri" w:hAnsi="Calibri"/>
-          <w:sz w:val="22"/>
-          <w:szCs w:val="22"/>
-        </w:rPr>
-        <w:t xml:space="preserve">Good 60-second think-pair-share before revealing slide 18: which column is v^(0), and what frequency is Ω_0 = 2π·0/8?</w:t>
+        <w:t xml:space="preserve">Practice: what is s if S = e₀ at length N = 8? Notation: e₀ = (1,0,0,0,0,0,0,0)ᵀ is the first unit vector, a 1 in position 0 and zeros elsewhere (the S in the setup). About 4 minutes.</w:t>
+      </w:r>
+    </w:p>
+    <w:p>
+      <w:pPr>
+        <w:pStyle w:val="ListParagraph"/>
+        <w:numPr>
+          <w:ilvl w:val="0"/>
+          <w:numId w:val="2"/>
+        </w:numPr>
+        <w:spacing w:after="80"/>
+      </w:pPr>
+      <w:r>
+        <w:rPr>
+          <w:rFonts w:ascii="Calibri" w:cs="Calibri" w:eastAsia="Calibri" w:hAnsi="Calibri"/>
+          <w:sz w:val="22"/>
+          <w:szCs w:val="22"/>
+        </w:rPr>
+        <w:t xml:space="preserve">Prompts for the class: (a) Only one nonzero entry, so only one column of V contributes to the synthesis sum. (b) Which column is v⁽⁰⁾, and what frequency is Ω₀ = 2π·0/8? (c) Apply s = (1/8)VS.</w:t>
+      </w:r>
+    </w:p>
+    <w:p>
+      <w:pPr>
+        <w:pStyle w:val="ListParagraph"/>
+        <w:numPr>
+          <w:ilvl w:val="0"/>
+          <w:numId w:val="2"/>
+        </w:numPr>
+        <w:spacing w:after="80"/>
+      </w:pPr>
+      <w:r>
+        <w:rPr>
+          <w:rFonts w:ascii="Calibri" w:cs="Calibri" w:eastAsia="Calibri" w:hAnsi="Calibri"/>
+          <w:sz w:val="22"/>
+          <w:szCs w:val="22"/>
+        </w:rPr>
+        <w:t xml:space="preserve">Good 60-second think-pair-share before revealing slide 18.</w:t>
       </w:r>
     </w:p>
     <w:p>
@@ -1668,71 +2268,97 @@
           <w:sz w:val="22"/>
           <w:szCs w:val="22"/>
         </w:rPr>
-        <w:t xml:space="preserve">Synthesis, entry by entry: s[n] = (1/8) Σ_k V_nk S[k] = (1/8) V_n0 · 1 = (1/8) e^{0} = 1/8 for every n. So s = (1/8) v^(0).</w:t>
-      </w:r>
-    </w:p>
-    <w:p>
-      <w:pPr>
-        <w:pStyle w:val="ListParagraph"/>
-        <w:numPr>
-          <w:ilvl w:val="0"/>
-          <w:numId w:val="2"/>
-        </w:numPr>
-        <w:spacing w:after="80"/>
-      </w:pPr>
-      <w:r>
-        <w:rPr>
-          <w:rFonts w:ascii="Calibri" w:cs="Calibri" w:eastAsia="Calibri" w:hAnsi="Calibri"/>
-          <w:sz w:val="22"/>
-          <w:szCs w:val="22"/>
-        </w:rPr>
-        <w:t xml:space="preserve">v^(0) is the all-ones vector (frequency Ω_0 = 0), so s = (1/8)(1, 1, 1, 1, 1, 1, 1, 1)ᵀ.</w:t>
-      </w:r>
-    </w:p>
-    <w:p>
-      <w:pPr>
-        <w:pStyle w:val="ListParagraph"/>
-        <w:numPr>
-          <w:ilvl w:val="0"/>
-          <w:numId w:val="2"/>
-        </w:numPr>
-        <w:spacing w:after="80"/>
-      </w:pPr>
-      <w:r>
-        <w:rPr>
-          <w:rFonts w:ascii="Calibri" w:cs="Calibri" w:eastAsia="Calibri" w:hAnsi="Calibri"/>
-          <w:sz w:val="22"/>
-          <w:szCs w:val="22"/>
-        </w:rPr>
-        <w:t xml:space="preserve">Reverse check: with s[n] = 1/8, S[k] = (1/8) Σ_{n=0}^{7} e^{−j2πkn/8} = (1/8) Σ zⁿ with z = e^{−j2πk/8}. For k = 0, z = 1 and S[0] = 1. For k = 1..7, z ≠ 1 and z⁸ = 1, so the sum is 0. Recovers S = (1, 0, …, 0)ᵀ.</w:t>
-      </w:r>
-    </w:p>
-    <w:p>
-      <w:pPr>
-        <w:pBdr>
-          <w:left w:val="single" w:color="7A1A1A" w:sz="18" w:space="8"/>
-        </w:pBdr>
-        <w:spacing w:after="140" w:before="100"/>
-        <w:ind w:left="360"/>
-      </w:pPr>
-      <w:r>
-        <w:rPr>
-          <w:rFonts w:ascii="Calibri" w:cs="Calibri" w:eastAsia="Calibri" w:hAnsi="Calibri"/>
-          <w:b/>
-          <w:bCs/>
-          <w:color w:val="7A1A1A"/>
-          <w:sz w:val="22"/>
-          <w:szCs w:val="22"/>
-        </w:rPr>
-        <w:t xml:space="preserve">Takeaway: </w:t>
-      </w:r>
-      <w:r>
-        <w:rPr>
-          <w:rFonts w:ascii="Calibri" w:cs="Calibri" w:eastAsia="Calibri" w:hAnsi="Calibri"/>
-          <w:sz w:val="22"/>
-          <w:szCs w:val="22"/>
-        </w:rPr>
-        <w:t xml:space="preserve">“A single-bin spectrum ⇔ a single Fourier sinusoid in time.” Say it explicitly; it is objective 3.</w:t>
+        <w:t xml:space="preserve">Synthesis, entry by entry. s[n] = (1/8)Σ_{k=0}^{7} V_nk S[k]. Only S[0] = 1 is nonzero, so s[n] = (1/8)V_n0·1 = (1/8)e^{j2π·0·n/8} = (1/8)e⁰ = 1/8 for every n.</w:t>
+      </w:r>
+    </w:p>
+    <w:p>
+      <w:pPr>
+        <w:pStyle w:val="ListParagraph"/>
+        <w:numPr>
+          <w:ilvl w:val="0"/>
+          <w:numId w:val="2"/>
+        </w:numPr>
+        <w:spacing w:after="80"/>
+      </w:pPr>
+      <w:r>
+        <w:rPr>
+          <w:rFonts w:ascii="Calibri" w:cs="Calibri" w:eastAsia="Calibri" w:hAnsi="Calibri"/>
+          <w:sz w:val="22"/>
+          <w:szCs w:val="22"/>
+        </w:rPr>
+        <w:t xml:space="preserve">So s = (1/8)v⁽⁰⁾. Column 0 of V is all ones (V_n0 = e⁰ = 1; frequency Ω₀ = 0), hence s = (1/8)(1,1,1,1,1,1,1,1)ᵀ = 0.125 in every entry.</w:t>
+      </w:r>
+    </w:p>
+    <w:p>
+      <w:pPr>
+        <w:pStyle w:val="ListParagraph"/>
+        <w:numPr>
+          <w:ilvl w:val="0"/>
+          <w:numId w:val="2"/>
+        </w:numPr>
+        <w:spacing w:after="80"/>
+      </w:pPr>
+      <w:r>
+        <w:rPr>
+          <w:rFonts w:ascii="Calibri" w:cs="Calibri" w:eastAsia="Calibri" w:hAnsi="Calibri"/>
+          <w:sz w:val="22"/>
+          <w:szCs w:val="22"/>
+        </w:rPr>
+        <w:t xml:space="preserve">Reverse check, Step 1: from s[n] = 1/8, S[k] = Σ_{n=0}^{7}(1/8)e^{−j2πkn/8} = (1/8)Σ zⁿ with z = e^{−j2πk/8}.</w:t>
+      </w:r>
+    </w:p>
+    <w:p>
+      <w:pPr>
+        <w:pStyle w:val="ListParagraph"/>
+        <w:numPr>
+          <w:ilvl w:val="0"/>
+          <w:numId w:val="2"/>
+        </w:numPr>
+        <w:spacing w:after="80"/>
+      </w:pPr>
+      <w:r>
+        <w:rPr>
+          <w:rFonts w:ascii="Calibri" w:cs="Calibri" w:eastAsia="Calibri" w:hAnsi="Calibri"/>
+          <w:sz w:val="22"/>
+          <w:szCs w:val="22"/>
+        </w:rPr>
+        <w:t xml:space="preserve">Step 2 — k = 0: z = 1, so S[0] = (1/8)(8) = 1.</w:t>
+      </w:r>
+    </w:p>
+    <w:p>
+      <w:pPr>
+        <w:pStyle w:val="ListParagraph"/>
+        <w:numPr>
+          <w:ilvl w:val="0"/>
+          <w:numId w:val="2"/>
+        </w:numPr>
+        <w:spacing w:after="80"/>
+      </w:pPr>
+      <w:r>
+        <w:rPr>
+          <w:rFonts w:ascii="Calibri" w:cs="Calibri" w:eastAsia="Calibri" w:hAnsi="Calibri"/>
+          <w:sz w:val="22"/>
+          <w:szCs w:val="22"/>
+        </w:rPr>
+        <w:t xml:space="preserve">Step 3 — k = 1…7: z ≠ 1 and z⁸ = e^{−j2πk} = 1, so Σ zⁿ = (1 − z⁸)/(1 − z) = 0. Example k = 2: z = −j, terms 1, −j, −1, j, 1, −j, −1, j cancel in pairs: sum 0.</w:t>
+      </w:r>
+    </w:p>
+    <w:p>
+      <w:pPr>
+        <w:pStyle w:val="ListParagraph"/>
+        <w:numPr>
+          <w:ilvl w:val="0"/>
+          <w:numId w:val="2"/>
+        </w:numPr>
+        <w:spacing w:after="80"/>
+      </w:pPr>
+      <w:r>
+        <w:rPr>
+          <w:rFonts w:ascii="Calibri" w:cs="Calibri" w:eastAsia="Calibri" w:hAnsi="Calibri"/>
+          <w:sz w:val="22"/>
+          <w:szCs w:val="22"/>
+        </w:rPr>
+        <w:t xml:space="preserve">So S = (1,0,0,0,0,0,0,0)ᵀ ✓. Takeaway, say it explicitly (objective 3): a single-bin spectrum ⇔ a single Fourier sinusoid in time.</w:t>
       </w:r>
     </w:p>
     <w:p>
@@ -1780,25 +2406,79 @@
           <w:sz w:val="22"/>
           <w:szCs w:val="22"/>
         </w:rPr>
-        <w:t xml:space="preserve">Notebook cell (single nonzero DFT entry), regenerated with Ω labels (the notebook’s own titles say “omega”); the fourth column is added. N = 8.</w:t>
-      </w:r>
-    </w:p>
-    <w:p>
-      <w:pPr>
-        <w:pStyle w:val="ListParagraph"/>
-        <w:numPr>
-          <w:ilvl w:val="0"/>
-          <w:numId w:val="2"/>
-        </w:numPr>
-        <w:spacing w:after="80"/>
-      </w:pPr>
-      <w:r>
-        <w:rPr>
-          <w:rFonts w:ascii="Calibri" w:cs="Calibri" w:eastAsia="Calibri" w:hAnsi="Calibri"/>
-          <w:sz w:val="22"/>
-          <w:szCs w:val="22"/>
-        </w:rPr>
-        <w:t xml:space="preserve">Column 1: S[0] = 1 gives the constant 0.125. Column 2: S[4] = 1 gives (−1)ⁿ/8 = ±0.125, Ω = π. Column 3: S[3] = 1 gives (1/8)e^{j3πn/4}, a complex sinusoid, so both real and imaginary parts are plotted (values ±0.0884, ±0.125, 0). Column 4: S[1] = S[7] = 4 gives cos(πn/4): values 1, 0.707, 0, −0.707, −1, …</w:t>
+        <w:t xml:space="preserve">Notebook cell (single nonzero DFT entry), regenerated with Ω labels; the fourth column is added. N = 8, one S[k] ≠ 0 at a time. About 2 minutes. Numbers behind each column (s[n] = (1/8)S[k]e^{j2πkn/8}):</w:t>
+      </w:r>
+    </w:p>
+    <w:p>
+      <w:pPr>
+        <w:pStyle w:val="ListParagraph"/>
+        <w:numPr>
+          <w:ilvl w:val="0"/>
+          <w:numId w:val="2"/>
+        </w:numPr>
+        <w:spacing w:after="80"/>
+      </w:pPr>
+      <w:r>
+        <w:rPr>
+          <w:rFonts w:ascii="Calibri" w:cs="Calibri" w:eastAsia="Calibri" w:hAnsi="Calibri"/>
+          <w:sz w:val="22"/>
+          <w:szCs w:val="22"/>
+        </w:rPr>
+        <w:t xml:space="preserve">Column 1: S[0] = 1: s[n] = 1/8 = 0.125 for every n, a constant (Ω = 0).</w:t>
+      </w:r>
+    </w:p>
+    <w:p>
+      <w:pPr>
+        <w:pStyle w:val="ListParagraph"/>
+        <w:numPr>
+          <w:ilvl w:val="0"/>
+          <w:numId w:val="2"/>
+        </w:numPr>
+        <w:spacing w:after="80"/>
+      </w:pPr>
+      <w:r>
+        <w:rPr>
+          <w:rFonts w:ascii="Calibri" w:cs="Calibri" w:eastAsia="Calibri" w:hAnsi="Calibri"/>
+          <w:sz w:val="22"/>
+          <w:szCs w:val="22"/>
+        </w:rPr>
+        <w:t xml:space="preserve">Column 2: S[4] = 1: s[n] = (1/8)e^{jπn} = (1/8)(−1)ⁿ = 0.125, −0.125, 0.125, …, Ω = π, the fastest sinusoid.</w:t>
+      </w:r>
+    </w:p>
+    <w:p>
+      <w:pPr>
+        <w:pStyle w:val="ListParagraph"/>
+        <w:numPr>
+          <w:ilvl w:val="0"/>
+          <w:numId w:val="2"/>
+        </w:numPr>
+        <w:spacing w:after="80"/>
+      </w:pPr>
+      <w:r>
+        <w:rPr>
+          <w:rFonts w:ascii="Calibri" w:cs="Calibri" w:eastAsia="Calibri" w:hAnsi="Calibri"/>
+          <w:sz w:val="22"/>
+          <w:szCs w:val="22"/>
+        </w:rPr>
+        <w:t xml:space="preserve">Column 3: S[3] = 1: s[n] = (1/8)e^{j3πn/4}, a complex sinusoid, so both parts are drawn. Real part (1/8)cos(3πn/4) for n = 0…7: 0.125, −0.0884, 0, 0.0884, −0.125, 0.0884, 0, −0.0884. Imaginary part (1/8)sin(3πn/4): 0, 0.0884, −0.125, 0.0884, 0, −0.0884, 0.125, −0.0884. (0.0884 = 0.125·0.7071.)</w:t>
+      </w:r>
+    </w:p>
+    <w:p>
+      <w:pPr>
+        <w:pStyle w:val="ListParagraph"/>
+        <w:numPr>
+          <w:ilvl w:val="0"/>
+          <w:numId w:val="2"/>
+        </w:numPr>
+        <w:spacing w:after="80"/>
+      </w:pPr>
+      <w:r>
+        <w:rPr>
+          <w:rFonts w:ascii="Calibri" w:cs="Calibri" w:eastAsia="Calibri" w:hAnsi="Calibri"/>
+          <w:sz w:val="22"/>
+          <w:szCs w:val="22"/>
+        </w:rPr>
+        <w:t xml:space="preserve">Column 4: S[1] = S[7] = 4: s[n] = (1/8)(4e^{jπn/4} + 4e^{j7πn/4}) = (1/2)(e^{jπn/4} + e^{−jπn/4}) = cos(πn/4) = 1, 0.707, 0, −0.707, −1, −0.707, 0, 0.707.</w:t>
       </w:r>
     </w:p>
     <w:p>
@@ -1864,25 +2544,97 @@
           <w:sz w:val="22"/>
           <w:szCs w:val="22"/>
         </w:rPr>
-        <w:t xml:space="preserve">cos(πn/4) = ½e^{jπn/4} + ½e^{−jπn/4}, and e^{−jπn/4} = e^{j7πn/4} because e^{j2πn} = 1. So s = ½v(1) + ½v(7).</w:t>
-      </w:r>
-    </w:p>
-    <w:p>
-      <w:pPr>
-        <w:pStyle w:val="ListParagraph"/>
-        <w:numPr>
-          <w:ilvl w:val="0"/>
-          <w:numId w:val="2"/>
-        </w:numPr>
-        <w:spacing w:after="80"/>
-      </w:pPr>
-      <w:r>
-        <w:rPr>
-          <w:rFonts w:ascii="Calibri" w:cs="Calibri" w:eastAsia="Calibri" w:hAnsi="Calibri"/>
-          <w:sz w:val="22"/>
-          <w:szCs w:val="22"/>
-        </w:rPr>
-        <w:t xml:space="preserve">Synthesis gives c_k = S[k]/N, so S[1] = S[7] = N/2 = 4. In general A cos(Ω_k n + φ) has S[k] = (NA/2)e^{jφ} and S[N−k] = (NA/2)e^{−jφ}; the peak height is AN/2 (slide 4: 510 for A = 5.1, N = 200). About 3 minutes.</w:t>
+        <w:t xml:space="preserve">Why a real cosine uses two bins. Take N = 8 and s[n] = cos(πn/4). About 3 minutes.</w:t>
+      </w:r>
+    </w:p>
+    <w:p>
+      <w:pPr>
+        <w:pStyle w:val="ListParagraph"/>
+        <w:numPr>
+          <w:ilvl w:val="0"/>
+          <w:numId w:val="2"/>
+        </w:numPr>
+        <w:spacing w:after="80"/>
+      </w:pPr>
+      <w:r>
+        <w:rPr>
+          <w:rFonts w:ascii="Calibri" w:cs="Calibri" w:eastAsia="Calibri" w:hAnsi="Calibri"/>
+          <w:sz w:val="22"/>
+          <w:szCs w:val="22"/>
+        </w:rPr>
+        <w:t xml:space="preserve">Step 1 — Euler’s formula: cos x = (e^{jx} + e^{−jx})/2. So cos(πn/4) = ½e^{jπn/4} + ½e^{−jπn/4}.</w:t>
+      </w:r>
+    </w:p>
+    <w:p>
+      <w:pPr>
+        <w:pStyle w:val="ListParagraph"/>
+        <w:numPr>
+          <w:ilvl w:val="0"/>
+          <w:numId w:val="2"/>
+        </w:numPr>
+        <w:spacing w:after="80"/>
+      </w:pPr>
+      <w:r>
+        <w:rPr>
+          <w:rFonts w:ascii="Calibri" w:cs="Calibri" w:eastAsia="Calibri" w:hAnsi="Calibri"/>
+          <w:sz w:val="22"/>
+          <w:szCs w:val="22"/>
+        </w:rPr>
+        <w:t xml:space="preserve">Step 2 — the second term is not a column yet (negative frequency). Use e^{j2πn} = 1: e^{−jπn/4} = e^{−jπn/4}·e^{j2πn} = e^{j(2π − π/4)n} = e^{j7πn/4}. That is column 7 (Ω₇ = 7π/4).</w:t>
+      </w:r>
+    </w:p>
+    <w:p>
+      <w:pPr>
+        <w:pStyle w:val="ListParagraph"/>
+        <w:numPr>
+          <w:ilvl w:val="0"/>
+          <w:numId w:val="2"/>
+        </w:numPr>
+        <w:spacing w:after="80"/>
+      </w:pPr>
+      <w:r>
+        <w:rPr>
+          <w:rFonts w:ascii="Calibri" w:cs="Calibri" w:eastAsia="Calibri" w:hAnsi="Calibri"/>
+          <w:sz w:val="22"/>
+          <w:szCs w:val="22"/>
+        </w:rPr>
+        <w:t xml:space="preserve">Step 3 — so s = ½v⁽¹⁾ + ½v⁽⁷⁾. Compare with s = Σ c_k v⁽ᵏ⁾: c₁ = c₇ = ½, others 0.</w:t>
+      </w:r>
+    </w:p>
+    <w:p>
+      <w:pPr>
+        <w:pStyle w:val="ListParagraph"/>
+        <w:numPr>
+          <w:ilvl w:val="0"/>
+          <w:numId w:val="2"/>
+        </w:numPr>
+        <w:spacing w:after="80"/>
+      </w:pPr>
+      <w:r>
+        <w:rPr>
+          <w:rFonts w:ascii="Calibri" w:cs="Calibri" w:eastAsia="Calibri" w:hAnsi="Calibri"/>
+          <w:sz w:val="22"/>
+          <w:szCs w:val="22"/>
+        </w:rPr>
+        <w:t xml:space="preserve">Step 4 — S[k] = N c_k, so S[1] = S[7] = 8·½ = 4 (matches slide 19, column 4).</w:t>
+      </w:r>
+    </w:p>
+    <w:p>
+      <w:pPr>
+        <w:pStyle w:val="ListParagraph"/>
+        <w:numPr>
+          <w:ilvl w:val="0"/>
+          <w:numId w:val="2"/>
+        </w:numPr>
+        <w:spacing w:after="80"/>
+      </w:pPr>
+      <w:r>
+        <w:rPr>
+          <w:rFonts w:ascii="Calibri" w:cs="Calibri" w:eastAsia="Calibri" w:hAnsi="Calibri"/>
+          <w:sz w:val="22"/>
+          <w:szCs w:val="22"/>
+        </w:rPr>
+        <w:t xml:space="preserve">General rule: A cos(Ω_k n + φ) = (A/2)e^{jφ}e^{jΩ_k n} + (A/2)e^{−jφ}e^{−jΩ_k n}, and e^{−jΩ_k n} = e^{jΩ_{N−k}n}. So c_k = (A/2)e^{jφ}, c_{N−k} = (A/2)e^{−jφ}, i.e. S[k] = (NA/2)e^{jφ} and S[N−k] = (NA/2)e^{−jφ}. Peak height AN/2 (slide 4: 5.1·100 = 510 for A = 5.1, N = 200).</w:t>
       </w:r>
     </w:p>
     <w:p>
@@ -1930,7 +2682,7 @@
           <w:sz w:val="22"/>
           <w:szCs w:val="22"/>
         </w:rPr>
-        <w:t xml:space="preserve">A real signal with N = 64 has S[8] = −96j and one more nonzero bin S[k₂] = +96j. Tasks: find k₂ and say why; find Ω in rad/sample; find A and φ with s[n] = A cos(Ωn + φ).</w:t>
+        <w:t xml:space="preserve">Practice: decode a spectrum without computing a sum. A real signal, N = 64, has only two nonzero bins: S[8] = −96j and S[k₂] = +96j. Tasks: (1) find k₂ and say why; (2) find Ω in rad/sample; (3) find A and φ with s[n] = A cos(Ωn + φ). Tools on the slide: S[k] = (NA/2)e^{jφ} and S[N−k] = conj(S[k]) for real s. About 4 minutes.</w:t>
       </w:r>
     </w:p>
     <w:p>
@@ -1996,43 +2748,97 @@
           <w:sz w:val="22"/>
           <w:szCs w:val="22"/>
         </w:rPr>
-        <w:t xml:space="preserve">k₂ = N − 8 = 56 and S[56] = conj(S[8]) = +96j (real signal).</w:t>
-      </w:r>
-    </w:p>
-    <w:p>
-      <w:pPr>
-        <w:pStyle w:val="ListParagraph"/>
-        <w:numPr>
-          <w:ilvl w:val="0"/>
-          <w:numId w:val="2"/>
-        </w:numPr>
-        <w:spacing w:after="80"/>
-      </w:pPr>
-      <w:r>
-        <w:rPr>
-          <w:rFonts w:ascii="Calibri" w:cs="Calibri" w:eastAsia="Calibri" w:hAnsi="Calibri"/>
-          <w:sz w:val="22"/>
-          <w:szCs w:val="22"/>
-        </w:rPr>
-        <w:t xml:space="preserve">Ω = 2π·8/64 = π/4 rad/sample. |S[8]| = 96 = NA/2 = 32A ⇒ A = 3. S[8] = −96j = 96e^{−jπ/2} ⇒ φ = −π/2.</w:t>
-      </w:r>
-    </w:p>
-    <w:p>
-      <w:pPr>
-        <w:pStyle w:val="ListParagraph"/>
-        <w:numPr>
-          <w:ilvl w:val="0"/>
-          <w:numId w:val="2"/>
-        </w:numPr>
-        <w:spacing w:after="80"/>
-      </w:pPr>
-      <w:r>
-        <w:rPr>
-          <w:rFonts w:ascii="Calibri" w:cs="Calibri" w:eastAsia="Calibri" w:hAnsi="Calibri"/>
-          <w:sz w:val="22"/>
-          <w:szCs w:val="22"/>
-        </w:rPr>
-        <w:t xml:space="preserve">s[n] = 3cos(πn/4 − π/2) = 3 sin(πn/4). (Checked numerically with ifft.)</w:t>
+        <w:t xml:space="preserve">Step 1 — mirror bin: for a real signal S[N−k] = conj(S[k]). k = 8: k₂ = N − 8 = 64 − 8 = 56, and S[56] = conj(−96j) = +96j ✓ (conjugate flips the sign of the imaginary part).</w:t>
+      </w:r>
+    </w:p>
+    <w:p>
+      <w:pPr>
+        <w:pStyle w:val="ListParagraph"/>
+        <w:numPr>
+          <w:ilvl w:val="0"/>
+          <w:numId w:val="2"/>
+        </w:numPr>
+        <w:spacing w:after="80"/>
+      </w:pPr>
+      <w:r>
+        <w:rPr>
+          <w:rFonts w:ascii="Calibri" w:cs="Calibri" w:eastAsia="Calibri" w:hAnsi="Calibri"/>
+          <w:sz w:val="22"/>
+          <w:szCs w:val="22"/>
+        </w:rPr>
+        <w:t xml:space="preserve">Step 2 — frequency: Ω = 2πk/N = 2π·8/64 = 16π/64 = π/4 rad/sample.</w:t>
+      </w:r>
+    </w:p>
+    <w:p>
+      <w:pPr>
+        <w:pStyle w:val="ListParagraph"/>
+        <w:numPr>
+          <w:ilvl w:val="0"/>
+          <w:numId w:val="2"/>
+        </w:numPr>
+        <w:spacing w:after="80"/>
+      </w:pPr>
+      <w:r>
+        <w:rPr>
+          <w:rFonts w:ascii="Calibri" w:cs="Calibri" w:eastAsia="Calibri" w:hAnsi="Calibri"/>
+          <w:sz w:val="22"/>
+          <w:szCs w:val="22"/>
+        </w:rPr>
+        <w:t xml:space="preserve">Step 3 — amplitude: |S[8]| = 96 = NA/2 = 64A/2 = 32A, so A = 96/32 = 3.</w:t>
+      </w:r>
+    </w:p>
+    <w:p>
+      <w:pPr>
+        <w:pStyle w:val="ListParagraph"/>
+        <w:numPr>
+          <w:ilvl w:val="0"/>
+          <w:numId w:val="2"/>
+        </w:numPr>
+        <w:spacing w:after="80"/>
+      </w:pPr>
+      <w:r>
+        <w:rPr>
+          <w:rFonts w:ascii="Calibri" w:cs="Calibri" w:eastAsia="Calibri" w:hAnsi="Calibri"/>
+          <w:sz w:val="22"/>
+          <w:szCs w:val="22"/>
+        </w:rPr>
+        <w:t xml:space="preserve">Step 4 — phase: S[8] = −96j = 96e^{jφ}. Since e^{−jπ/2} = cos(π/2) − j sin(π/2) = −j, φ = −π/2.</w:t>
+      </w:r>
+    </w:p>
+    <w:p>
+      <w:pPr>
+        <w:pStyle w:val="ListParagraph"/>
+        <w:numPr>
+          <w:ilvl w:val="0"/>
+          <w:numId w:val="2"/>
+        </w:numPr>
+        <w:spacing w:after="80"/>
+      </w:pPr>
+      <w:r>
+        <w:rPr>
+          <w:rFonts w:ascii="Calibri" w:cs="Calibri" w:eastAsia="Calibri" w:hAnsi="Calibri"/>
+          <w:sz w:val="22"/>
+          <w:szCs w:val="22"/>
+        </w:rPr>
+        <w:t xml:space="preserve">Step 5 — result: s[n] = 3cos(πn/4 − π/2) = 3 sin(πn/4) (cos(x − π/2) = sin x).</w:t>
+      </w:r>
+    </w:p>
+    <w:p>
+      <w:pPr>
+        <w:pStyle w:val="ListParagraph"/>
+        <w:numPr>
+          <w:ilvl w:val="0"/>
+          <w:numId w:val="2"/>
+        </w:numPr>
+        <w:spacing w:after="80"/>
+      </w:pPr>
+      <w:r>
+        <w:rPr>
+          <w:rFonts w:ascii="Calibri" w:cs="Calibri" w:eastAsia="Calibri" w:hAnsi="Calibri"/>
+          <w:sz w:val="22"/>
+          <w:szCs w:val="22"/>
+        </w:rPr>
+        <w:t xml:space="preserve">Check by synthesis: s[n] = (1/64)(−96j e^{jπn/4} + 96j e^{−jπn/4}) = (96/64)(−j)(e^{jπn/4} − e^{−jπn/4}) = 1.5(−j)(2j sin(πn/4)) = 3 sin(πn/4), since (−j)(2j) = 2. ✓ (Also checked numerically with ifft.)</w:t>
       </w:r>
     </w:p>
     <w:p>
@@ -2080,61 +2886,115 @@
           <w:sz w:val="22"/>
           <w:szCs w:val="22"/>
         </w:rPr>
-        <w:t xml:space="preserve">Same s = (1, 2, 3, 6, 5, 4)ᵀ as slides 12–13. S[k] is the raw sum Σ s[n] e^{−j2πkn/6}, not divided by N; c_k = S[k]/6.</w:t>
-      </w:r>
-    </w:p>
-    <w:p>
-      <w:pPr>
-        <w:pStyle w:val="ListParagraph"/>
-        <w:numPr>
-          <w:ilvl w:val="0"/>
-          <w:numId w:val="2"/>
-        </w:numPr>
-        <w:spacing w:after="80"/>
-      </w:pPr>
-      <w:r>
-        <w:rPr>
-          <w:rFonts w:ascii="Calibri" w:cs="Calibri" w:eastAsia="Calibri" w:hAnsi="Calibri"/>
-          <w:sz w:val="22"/>
-          <w:szCs w:val="22"/>
-        </w:rPr>
-        <w:t xml:space="preserve">Step 1: S[0] = 21. Step 2 (second route): w̄³ = e^{−jπ} = −1, so w̄⁴ = −w̄ and w̄⁵ = −w̄². Then S[1] = 1 + 2w̄ + 3w̄² − 6 − 5w̄ − 4w̄² = −5 − 3w̄ − w̄².</w:t>
-      </w:r>
-    </w:p>
-    <w:p>
-      <w:pPr>
-        <w:pStyle w:val="ListParagraph"/>
-        <w:numPr>
-          <w:ilvl w:val="0"/>
-          <w:numId w:val="2"/>
-        </w:numPr>
-        <w:spacing w:after="80"/>
-      </w:pPr>
-      <w:r>
-        <w:rPr>
-          <w:rFonts w:ascii="Calibri" w:cs="Calibri" w:eastAsia="Calibri" w:hAnsi="Calibri"/>
-          <w:sz w:val="22"/>
-          <w:szCs w:val="22"/>
-        </w:rPr>
-        <w:t xml:space="preserve">Substitute w̄ = 1/2 − j√3/2 and w̄² = −1/2 − j√3/2: S[1] = −5 − 3/2 + j3√3/2 + 1/2 + j√3/2 = −6 + 2√3 j ≈ −6 + 3.464j.</w:t>
-      </w:r>
-    </w:p>
-    <w:p>
-      <w:pPr>
-        <w:pStyle w:val="ListParagraph"/>
-        <w:numPr>
-          <w:ilvl w:val="0"/>
-          <w:numId w:val="2"/>
-        </w:numPr>
-        <w:spacing w:after="80"/>
-      </w:pPr>
-      <w:r>
-        <w:rPr>
-          <w:rFonts w:ascii="Calibri" w:cs="Calibri" w:eastAsia="Calibri" w:hAnsi="Calibri"/>
-          <w:sz w:val="22"/>
-          <w:szCs w:val="22"/>
-        </w:rPr>
-        <w:t xml:space="preserve">Step 3: S[5] = conj(S[1]). Rule: for real s, S[N−k] = conj(S[k]), because e^{−j2π(N−k)n/N} = e^{+j2πkn/N}.</w:t>
+        <w:t xml:space="preserve">s = (1,2,3,6,5,4)ᵀ, N = 6, w̄ = e^{−jπ/3} = 1/2 − j√3/2. S[k] = Σ s[n]w̄^{kn} is the raw sum (not divided by N); c_k = S[k]/6. A second route to the numbers of slides 12–13. About 3 minutes.</w:t>
+      </w:r>
+    </w:p>
+    <w:p>
+      <w:pPr>
+        <w:pStyle w:val="ListParagraph"/>
+        <w:numPr>
+          <w:ilvl w:val="0"/>
+          <w:numId w:val="2"/>
+        </w:numPr>
+        <w:spacing w:after="80"/>
+      </w:pPr>
+      <w:r>
+        <w:rPr>
+          <w:rFonts w:ascii="Calibri" w:cs="Calibri" w:eastAsia="Calibri" w:hAnsi="Calibri"/>
+          <w:sz w:val="22"/>
+          <w:szCs w:val="22"/>
+        </w:rPr>
+        <w:t xml:space="preserve">Step 1 — S[0] = 1 + 2 + 3 + 6 + 5 + 4 = 21.</w:t>
+      </w:r>
+    </w:p>
+    <w:p>
+      <w:pPr>
+        <w:pStyle w:val="ListParagraph"/>
+        <w:numPr>
+          <w:ilvl w:val="0"/>
+          <w:numId w:val="2"/>
+        </w:numPr>
+        <w:spacing w:after="80"/>
+      </w:pPr>
+      <w:r>
+        <w:rPr>
+          <w:rFonts w:ascii="Calibri" w:cs="Calibri" w:eastAsia="Calibri" w:hAnsi="Calibri"/>
+          <w:sz w:val="22"/>
+          <w:szCs w:val="22"/>
+        </w:rPr>
+        <w:t xml:space="preserve">Step 2 — S[1] = Σ s[n]w̄ⁿ. Reduce powers: w̄³ = e^{−jπ} = −1, so w̄⁴ = w̄³w̄ = −w̄ and w̄⁵ = −w̄².</w:t>
+      </w:r>
+    </w:p>
+    <w:p>
+      <w:pPr>
+        <w:pStyle w:val="ListParagraph"/>
+        <w:numPr>
+          <w:ilvl w:val="0"/>
+          <w:numId w:val="2"/>
+        </w:numPr>
+        <w:spacing w:after="80"/>
+      </w:pPr>
+      <w:r>
+        <w:rPr>
+          <w:rFonts w:ascii="Calibri" w:cs="Calibri" w:eastAsia="Calibri" w:hAnsi="Calibri"/>
+          <w:sz w:val="22"/>
+          <w:szCs w:val="22"/>
+        </w:rPr>
+        <w:t xml:space="preserve">Step 3 — substitute: S[1] = 1 + 2w̄ + 3w̄² + 6(−1) + 5(−w̄) + 4(−w̄²) = (1 − 6) + (2 − 5)w̄ + (3 − 4)w̄² = −5 − 3w̄ − w̄².</w:t>
+      </w:r>
+    </w:p>
+    <w:p>
+      <w:pPr>
+        <w:pStyle w:val="ListParagraph"/>
+        <w:numPr>
+          <w:ilvl w:val="0"/>
+          <w:numId w:val="2"/>
+        </w:numPr>
+        <w:spacing w:after="80"/>
+      </w:pPr>
+      <w:r>
+        <w:rPr>
+          <w:rFonts w:ascii="Calibri" w:cs="Calibri" w:eastAsia="Calibri" w:hAnsi="Calibri"/>
+          <w:sz w:val="22"/>
+          <w:szCs w:val="22"/>
+        </w:rPr>
+        <w:t xml:space="preserve">Step 4 — numbers: −3w̄ = −3/2 + j3√3/2; w̄² = −1/2 − j√3/2, so −w̄² = 1/2 + j√3/2. Real: −5 − 3/2 + 1/2 = −6. Imaginary: 3√3/2 + √3/2 = 4√3/2 = 2√3. S[1] = −6 + 2√3 j ≈ −6 + 3.464j ✓ (same as slide 13).</w:t>
+      </w:r>
+    </w:p>
+    <w:p>
+      <w:pPr>
+        <w:pStyle w:val="ListParagraph"/>
+        <w:numPr>
+          <w:ilvl w:val="0"/>
+          <w:numId w:val="2"/>
+        </w:numPr>
+        <w:spacing w:after="80"/>
+      </w:pPr>
+      <w:r>
+        <w:rPr>
+          <w:rFonts w:ascii="Calibri" w:cs="Calibri" w:eastAsia="Calibri" w:hAnsi="Calibri"/>
+          <w:sz w:val="22"/>
+          <w:szCs w:val="22"/>
+        </w:rPr>
+        <w:t xml:space="preserve">Step 5 — S[5] = conj(S[1]) = −6 − 2√3 j ≈ −6 − 3.464j.</w:t>
+      </w:r>
+    </w:p>
+    <w:p>
+      <w:pPr>
+        <w:pStyle w:val="ListParagraph"/>
+        <w:numPr>
+          <w:ilvl w:val="0"/>
+          <w:numId w:val="2"/>
+        </w:numPr>
+        <w:spacing w:after="80"/>
+      </w:pPr>
+      <w:r>
+        <w:rPr>
+          <w:rFonts w:ascii="Calibri" w:cs="Calibri" w:eastAsia="Calibri" w:hAnsi="Calibri"/>
+          <w:sz w:val="22"/>
+          <w:szCs w:val="22"/>
+        </w:rPr>
+        <w:t xml:space="preserve">Rule for real s: S[N−k] = conj(S[k]). Proof: e^{−j2π(N−k)n/N} = e^{−j2πn}·e^{+j2πkn/N} = e^{+j2πkn/N}; so S[N−k] = Σ s[n]e^{+j2πkn/N}, which is the conjugate of S[k] = Σ s[n]e^{−j2πkn/N} when s[n] is real.</w:t>
       </w:r>
     </w:p>
     <w:p>
@@ -2182,43 +3042,79 @@
           <w:sz w:val="22"/>
           <w:szCs w:val="22"/>
         </w:rPr>
-        <w:t xml:space="preserve">Synthesis: s[n] = (1/4) Σ_{k=0}^{3} S[k] e^{j2πkn/4}. Only S[0] = 4 survives, so s[n] = (1/4)(4·e^0) = 1 for n = 0, 1, 2, 3.</w:t>
-      </w:r>
-    </w:p>
-    <w:p>
-      <w:pPr>
-        <w:pStyle w:val="ListParagraph"/>
-        <w:numPr>
-          <w:ilvl w:val="0"/>
-          <w:numId w:val="2"/>
-        </w:numPr>
-        <w:spacing w:after="80"/>
-      </w:pPr>
-      <w:r>
-        <w:rPr>
-          <w:rFonts w:ascii="Calibri" w:cs="Calibri" w:eastAsia="Calibri" w:hAnsi="Calibri"/>
-          <w:sz w:val="22"/>
-          <w:szCs w:val="22"/>
-        </w:rPr>
-        <w:t xml:space="preserve">Result s = (1, 1, 1, 1)ᵀ. Check with analysis: S[0] = 4; S[2] = 1 − 1 + 1 − 1 = 0; S[1] and S[3] also sum to 0.</w:t>
-      </w:r>
-    </w:p>
-    <w:p>
-      <w:pPr>
-        <w:pStyle w:val="ListParagraph"/>
-        <w:numPr>
-          <w:ilvl w:val="0"/>
-          <w:numId w:val="2"/>
-        </w:numPr>
-        <w:spacing w:after="80"/>
-      </w:pPr>
-      <w:r>
-        <w:rPr>
-          <w:rFonts w:ascii="Calibri" w:cs="Calibri" w:eastAsia="Calibri" w:hAnsi="Calibri"/>
-          <w:sz w:val="22"/>
-          <w:szCs w:val="22"/>
-        </w:rPr>
-        <w:t xml:space="preserve">S[0]/N is the average of s (here 4/4 = 1), just as c₀ = 7/2 was the average on slide 12.</w:t>
+        <w:t xml:space="preserve">Invert S = (4,0,0,0)ᵀ, N = 4, by synthesis s[n] = (1/N)Σ_k S[k]e^{j2πkn/N}. About 3 minutes.</w:t>
+      </w:r>
+    </w:p>
+    <w:p>
+      <w:pPr>
+        <w:pStyle w:val="ListParagraph"/>
+        <w:numPr>
+          <w:ilvl w:val="0"/>
+          <w:numId w:val="2"/>
+        </w:numPr>
+        <w:spacing w:after="80"/>
+      </w:pPr>
+      <w:r>
+        <w:rPr>
+          <w:rFonts w:ascii="Calibri" w:cs="Calibri" w:eastAsia="Calibri" w:hAnsi="Calibri"/>
+          <w:sz w:val="22"/>
+          <w:szCs w:val="22"/>
+        </w:rPr>
+        <w:t xml:space="preserve">Step 1 — only the DC bin (k = 0) is nonzero: s[n] = (1/4)(4·e^{j2π·0·n/4} + 0 + 0 + 0) = (1/4)(4·1) = 1, for each n = 0, 1, 2, 3.</w:t>
+      </w:r>
+    </w:p>
+    <w:p>
+      <w:pPr>
+        <w:pStyle w:val="ListParagraph"/>
+        <w:numPr>
+          <w:ilvl w:val="0"/>
+          <w:numId w:val="2"/>
+        </w:numPr>
+        <w:spacing w:after="80"/>
+      </w:pPr>
+      <w:r>
+        <w:rPr>
+          <w:rFonts w:ascii="Calibri" w:cs="Calibri" w:eastAsia="Calibri" w:hAnsi="Calibri"/>
+          <w:sz w:val="22"/>
+          <w:szCs w:val="22"/>
+        </w:rPr>
+        <w:t xml:space="preserve">Step 2 — result s = (1,1,1,1)ᵀ.</w:t>
+      </w:r>
+    </w:p>
+    <w:p>
+      <w:pPr>
+        <w:pStyle w:val="ListParagraph"/>
+        <w:numPr>
+          <w:ilvl w:val="0"/>
+          <w:numId w:val="2"/>
+        </w:numPr>
+        <w:spacing w:after="80"/>
+      </w:pPr>
+      <w:r>
+        <w:rPr>
+          <w:rFonts w:ascii="Calibri" w:cs="Calibri" w:eastAsia="Calibri" w:hAnsi="Calibri"/>
+          <w:sz w:val="22"/>
+          <w:szCs w:val="22"/>
+        </w:rPr>
+        <w:t xml:space="preserve">Step 3 — check by analysis: S[0] = 1 + 1 + 1 + 1 = 4 ✓; S[2] = 1 − 1 + 1 − 1 = 0; S[1] = 1 + (−j) + (−1) + j = 0; S[3] = 1 + j − 1 − j = 0.</w:t>
+      </w:r>
+    </w:p>
+    <w:p>
+      <w:pPr>
+        <w:pStyle w:val="ListParagraph"/>
+        <w:numPr>
+          <w:ilvl w:val="0"/>
+          <w:numId w:val="2"/>
+        </w:numPr>
+        <w:spacing w:after="80"/>
+      </w:pPr>
+      <w:r>
+        <w:rPr>
+          <w:rFonts w:ascii="Calibri" w:cs="Calibri" w:eastAsia="Calibri" w:hAnsi="Calibri"/>
+          <w:sz w:val="22"/>
+          <w:szCs w:val="22"/>
+        </w:rPr>
+        <w:t xml:space="preserve">DC interpretation: energy only at k = 0 ⇔ constant signal. S[0]/N is the average of s (here 4/4 = 1), just as c₀ = 21/6 = 7/2 was the average on slide 12.</w:t>
       </w:r>
     </w:p>
     <w:p>
@@ -2266,53 +3162,79 @@
           <w:sz w:val="22"/>
           <w:szCs w:val="22"/>
         </w:rPr>
-        <w:t xml:space="preserve">S = np.fft.fft(s) is Vᴴs with no 1/N; c = S/len(s); s2 = np.fft.ifft(S) is (1/N)VS. MATLAB uses the same names.</w:t>
-      </w:r>
-    </w:p>
-    <w:p>
-      <w:pPr>
-        <w:pStyle w:val="ListParagraph"/>
-        <w:numPr>
-          <w:ilvl w:val="0"/>
-          <w:numId w:val="2"/>
-        </w:numPr>
-        <w:spacing w:after="80"/>
-      </w:pPr>
-      <w:r>
-        <w:rPr>
-          <w:rFonts w:ascii="Calibri" w:cs="Calibri" w:eastAsia="Calibri" w:hAnsi="Calibri"/>
-          <w:sz w:val="22"/>
-          <w:szCs w:val="22"/>
-        </w:rPr>
-        <w:t xml:space="preserve">Notebook output for s = (1,2,3,6,5,4): S = [21, −6+3.4641j, 0, −3, 0, −6−3.4641j]; c = [3.5, −1+0.5774j, 0, −0.5, 0, −1−0.5774j]; ifft(S) returns (1,2,3,6,5,4). Entries that should be 0 print as ~1e-16.</w:t>
-      </w:r>
-    </w:p>
-    <w:p>
-      <w:pPr>
-        <w:pBdr>
-          <w:left w:val="single" w:color="7A1A1A" w:sz="18" w:space="8"/>
-        </w:pBdr>
-        <w:spacing w:after="140" w:before="100"/>
-        <w:ind w:left="360"/>
-      </w:pPr>
-      <w:r>
-        <w:rPr>
-          <w:rFonts w:ascii="Calibri" w:cs="Calibri" w:eastAsia="Calibri" w:hAnsi="Calibri"/>
-          <w:b/>
-          <w:bCs/>
-          <w:color w:val="7A1A1A"/>
-          <w:sz w:val="22"/>
-          <w:szCs w:val="22"/>
-        </w:rPr>
-        <w:t xml:space="preserve">Pitfall: </w:t>
-      </w:r>
-      <w:r>
-        <w:rPr>
-          <w:rFonts w:ascii="Calibri" w:cs="Calibri" w:eastAsia="Calibri" w:hAnsi="Calibri"/>
-          <w:sz w:val="22"/>
-          <w:szCs w:val="22"/>
-        </w:rPr>
-        <w:t xml:space="preserve">ifft already divides by N; never add another 1/N.</w:t>
+        <w:t xml:space="preserve">Library calls. S = np.fft.fft(s) computes Vᴴs with no 1/N; c = S/len(s); s2 = np.fft.ifft(S) computes (1/N)VS. MATLAB uses the same names. About 2 minutes.</w:t>
+      </w:r>
+    </w:p>
+    <w:p>
+      <w:pPr>
+        <w:pStyle w:val="ListParagraph"/>
+        <w:numPr>
+          <w:ilvl w:val="0"/>
+          <w:numId w:val="2"/>
+        </w:numPr>
+        <w:spacing w:after="80"/>
+      </w:pPr>
+      <w:r>
+        <w:rPr>
+          <w:rFonts w:ascii="Calibri" w:cs="Calibri" w:eastAsia="Calibri" w:hAnsi="Calibri"/>
+          <w:sz w:val="22"/>
+          <w:szCs w:val="22"/>
+        </w:rPr>
+        <w:t xml:space="preserve">Notebook output for s = (1,2,3,6,5,4): S = [21, −6+3.4641j, 0, −3, 0, −6−3.4641j], the same as the hand result (3.4641 = 2√3).</w:t>
+      </w:r>
+    </w:p>
+    <w:p>
+      <w:pPr>
+        <w:pStyle w:val="ListParagraph"/>
+        <w:numPr>
+          <w:ilvl w:val="0"/>
+          <w:numId w:val="2"/>
+        </w:numPr>
+        <w:spacing w:after="80"/>
+      </w:pPr>
+      <w:r>
+        <w:rPr>
+          <w:rFonts w:ascii="Calibri" w:cs="Calibri" w:eastAsia="Calibri" w:hAnsi="Calibri"/>
+          <w:sz w:val="22"/>
+          <w:szCs w:val="22"/>
+        </w:rPr>
+        <w:t xml:space="preserve">c = S/6 = [21/6, (−6 + 3.4641j)/6, 0, −3/6, 0, …] = [3.5, −1 + 0.5774j, 0, −0.5, 0, −1 − 0.5774j] (3.4641/6 = 0.5774 = 1/√3).</w:t>
+      </w:r>
+    </w:p>
+    <w:p>
+      <w:pPr>
+        <w:pStyle w:val="ListParagraph"/>
+        <w:numPr>
+          <w:ilvl w:val="0"/>
+          <w:numId w:val="2"/>
+        </w:numPr>
+        <w:spacing w:after="80"/>
+      </w:pPr>
+      <w:r>
+        <w:rPr>
+          <w:rFonts w:ascii="Calibri" w:cs="Calibri" w:eastAsia="Calibri" w:hAnsi="Calibri"/>
+          <w:sz w:val="22"/>
+          <w:szCs w:val="22"/>
+        </w:rPr>
+        <w:t xml:space="preserve">ifft(S) returns (1,2,3,6,5,4). Entries that should be 0 print as ~10⁻¹⁶ (floating-point round-off).</w:t>
+      </w:r>
+    </w:p>
+    <w:p>
+      <w:pPr>
+        <w:pStyle w:val="ListParagraph"/>
+        <w:numPr>
+          <w:ilvl w:val="0"/>
+          <w:numId w:val="2"/>
+        </w:numPr>
+        <w:spacing w:after="80"/>
+      </w:pPr>
+      <w:r>
+        <w:rPr>
+          <w:rFonts w:ascii="Calibri" w:cs="Calibri" w:eastAsia="Calibri" w:hAnsi="Calibri"/>
+          <w:sz w:val="22"/>
+          <w:szCs w:val="22"/>
+        </w:rPr>
+        <w:t xml:space="preserve">Pitfall: ifft already divides by N; never add another 1/N.</w:t>
       </w:r>
     </w:p>
     <w:p>
@@ -2360,61 +3282,79 @@
           <w:sz w:val="22"/>
           <w:szCs w:val="22"/>
         </w:rPr>
-        <w:t xml:space="preserve">(1) Swapping analysis (Vᴴ, conjugate weights) with synthesis (V): for s = (1,2,3,4) the wrong sign gives S[1] = −2 − 2j instead of −2 + 2j.</w:t>
-      </w:r>
-    </w:p>
-    <w:p>
-      <w:pPr>
-        <w:pStyle w:val="ListParagraph"/>
-        <w:numPr>
-          <w:ilvl w:val="0"/>
-          <w:numId w:val="2"/>
-        </w:numPr>
-        <w:spacing w:after="80"/>
-      </w:pPr>
-      <w:r>
-        <w:rPr>
-          <w:rFonts w:ascii="Calibri" w:cs="Calibri" w:eastAsia="Calibri" w:hAnsi="Calibri"/>
-          <w:sz w:val="22"/>
-          <w:szCs w:val="22"/>
-        </w:rPr>
-        <w:t xml:space="preserve">(2) An extra factor of N: fft gives S[0] = 21 for the N = 6 example (the sum, not the average 3.5); ifft divides by N itself.</w:t>
-      </w:r>
-    </w:p>
-    <w:p>
-      <w:pPr>
-        <w:pStyle w:val="ListParagraph"/>
-        <w:numPr>
-          <w:ilvl w:val="0"/>
-          <w:numId w:val="2"/>
-        </w:numPr>
-        <w:spacing w:after="80"/>
-      </w:pPr>
-      <w:r>
-        <w:rPr>
-          <w:rFonts w:ascii="Calibri" w:cs="Calibri" w:eastAsia="Calibri" w:hAnsi="Calibri"/>
-          <w:sz w:val="22"/>
-          <w:szCs w:val="22"/>
-        </w:rPr>
-        <w:t xml:space="preserve">(3) Expecting one bin for a real sinusoid: S[3] = 1 (N = 8) is a complex sinusoid (slide 19); a real cosine needs S[k] and S[N−k] conjugate.</w:t>
-      </w:r>
-    </w:p>
-    <w:p>
-      <w:pPr>
-        <w:pStyle w:val="ListParagraph"/>
-        <w:numPr>
-          <w:ilvl w:val="0"/>
-          <w:numId w:val="2"/>
-        </w:numPr>
-        <w:spacing w:after="80"/>
-      </w:pPr>
-      <w:r>
-        <w:rPr>
-          <w:rFonts w:ascii="Calibri" w:cs="Calibri" w:eastAsia="Calibri" w:hAnsi="Calibri"/>
-          <w:sz w:val="22"/>
-          <w:szCs w:val="22"/>
-        </w:rPr>
-        <w:t xml:space="preserve">(4) Mixing up bin and frequency: bin k is at Ω_k = 2πk/N rad/sample; for N = 64, k = 8 is π/4.</w:t>
+        <w:t xml:space="preserve">Four traps, each exposed by a number. About 2 minutes.</w:t>
+      </w:r>
+    </w:p>
+    <w:p>
+      <w:pPr>
+        <w:pStyle w:val="ListParagraph"/>
+        <w:numPr>
+          <w:ilvl w:val="0"/>
+          <w:numId w:val="2"/>
+        </w:numPr>
+        <w:spacing w:after="80"/>
+      </w:pPr>
+      <w:r>
+        <w:rPr>
+          <w:rFonts w:ascii="Calibri" w:cs="Calibri" w:eastAsia="Calibri" w:hAnsi="Calibri"/>
+          <w:sz w:val="22"/>
+          <w:szCs w:val="22"/>
+        </w:rPr>
+        <w:t xml:space="preserve">(1) Swapping analysis (Vᴴ, conjugate weights e^{−j…}) with synthesis (V, e^{+j…}): for s = (1,2,3,4) the wrong sign uses weights jⁿ: 1(1) + 2(j) + 3(−1) + 4(−j) = −2 − 2j instead of the correct S[1] = −2 + 2j.</w:t>
+      </w:r>
+    </w:p>
+    <w:p>
+      <w:pPr>
+        <w:pStyle w:val="ListParagraph"/>
+        <w:numPr>
+          <w:ilvl w:val="0"/>
+          <w:numId w:val="2"/>
+        </w:numPr>
+        <w:spacing w:after="80"/>
+      </w:pPr>
+      <w:r>
+        <w:rPr>
+          <w:rFonts w:ascii="Calibri" w:cs="Calibri" w:eastAsia="Calibri" w:hAnsi="Calibri"/>
+          <w:sz w:val="22"/>
+          <w:szCs w:val="22"/>
+        </w:rPr>
+        <w:t xml:space="preserve">(2) An extra factor of N: fft gives S = Vᴴs with no 1/N: S[0] = 21 for the N = 6 example (the sum), not the average 3.5. ifft divides by N itself.</w:t>
+      </w:r>
+    </w:p>
+    <w:p>
+      <w:pPr>
+        <w:pStyle w:val="ListParagraph"/>
+        <w:numPr>
+          <w:ilvl w:val="0"/>
+          <w:numId w:val="2"/>
+        </w:numPr>
+        <w:spacing w:after="80"/>
+      </w:pPr>
+      <w:r>
+        <w:rPr>
+          <w:rFonts w:ascii="Calibri" w:cs="Calibri" w:eastAsia="Calibri" w:hAnsi="Calibri"/>
+          <w:sz w:val="22"/>
+          <w:szCs w:val="22"/>
+        </w:rPr>
+        <w:t xml:space="preserve">(3) Expecting one bin for a real sinusoid: S[3] = 1 (N = 8) is a complex sinusoid (slide 19); a real cosine needs S[k] and S[N−k], conjugates of each other (slide 20).</w:t>
+      </w:r>
+    </w:p>
+    <w:p>
+      <w:pPr>
+        <w:pStyle w:val="ListParagraph"/>
+        <w:numPr>
+          <w:ilvl w:val="0"/>
+          <w:numId w:val="2"/>
+        </w:numPr>
+        <w:spacing w:after="80"/>
+      </w:pPr>
+      <w:r>
+        <w:rPr>
+          <w:rFonts w:ascii="Calibri" w:cs="Calibri" w:eastAsia="Calibri" w:hAnsi="Calibri"/>
+          <w:sz w:val="22"/>
+          <w:szCs w:val="22"/>
+        </w:rPr>
+        <w:t xml:space="preserve">(4) Mixing up bin and frequency: bin k is at Ω_k = 2πk/N rad/sample, not k rad. For N = 64, k = 8 is 2π·8/64 = π/4.</w:t>
       </w:r>
     </w:p>
     <w:p>
